--- a/VelkovMichel/Vaja4/Naloga 4 - Računalništvo v oblaku in mobilne rešitve (Michel Velkov).docx
+++ b/VelkovMichel/Vaja4/Naloga 4 - Računalništvo v oblaku in mobilne rešitve (Michel Velkov).docx
@@ -4,7 +4,6 @@
   <w:body>
     <w:p>
       <w:pPr>
-        <w:spacing w:before="400" w:after="80" w:line="240" w:lineRule="auto"/>
         <w:jc w:val="center"/>
       </w:pPr>
       <w:r>
@@ -18,34 +17,26 @@
     </w:p>
     <w:p>
       <w:pPr>
-        <w:spacing w:after="240" w:line="240" w:lineRule="auto"/>
         <w:jc w:val="center"/>
       </w:pPr>
       <w:r>
         <w:rPr>
-          <w:color w:val="5A5A5A"/>
+          <w:b/>
+          <w:sz w:val="28"/>
         </w:rPr>
         <w:t>Delo z Git in GitHub ter odgovori o storitvah EC2 in GitHub</w:t>
       </w:r>
     </w:p>
     <w:tbl>
       <w:tblPr>
+        <w:tblStyle w:val="TableGrid"/>
         <w:tblW w:w="0" w:type="auto"/>
         <w:jc w:val="center"/>
-        <w:tblBorders>
-          <w:top w:val="single" w:sz="10" w:space="0" w:color="7F9DB9"/>
-          <w:left w:val="single" w:sz="10" w:space="0" w:color="7F9DB9"/>
-          <w:bottom w:val="single" w:sz="10" w:space="0" w:color="7F9DB9"/>
-          <w:right w:val="single" w:sz="10" w:space="0" w:color="7F9DB9"/>
-          <w:insideH w:val="single" w:sz="10" w:space="0" w:color="7F9DB9"/>
-          <w:insideV w:val="single" w:sz="10" w:space="0" w:color="7F9DB9"/>
-        </w:tblBorders>
-        <w:tblLayout w:type="fixed"/>
         <w:tblLook w:val="04A0" w:firstRow="1" w:lastRow="0" w:firstColumn="1" w:lastColumn="0" w:noHBand="0" w:noVBand="1"/>
       </w:tblPr>
       <w:tblGrid>
-        <w:gridCol w:w="2268"/>
-        <w:gridCol w:w="6520"/>
+        <w:gridCol w:w="5040"/>
+        <w:gridCol w:w="5040"/>
       </w:tblGrid>
       <w:tr>
         <w:trPr>
@@ -53,24 +44,13 @@
         </w:trPr>
         <w:tc>
           <w:tcPr>
-            <w:tcW w:w="2268" w:type="dxa"/>
+            <w:tcW w:w="5040" w:type="dxa"/>
             <w:shd w:val="clear" w:color="auto" w:fill="D9EAF7"/>
-            <w:tcMar>
-              <w:top w:w="100" w:type="dxa"/>
-              <w:left w:w="130" w:type="dxa"/>
-              <w:bottom w:w="100" w:type="dxa"/>
-              <w:right w:w="130" w:type="dxa"/>
-            </w:tcMar>
-            <w:vAlign w:val="center"/>
           </w:tcPr>
           <w:p>
-            <w:pPr>
-              <w:spacing w:after="0" w:line="240" w:lineRule="auto"/>
-            </w:pPr>
             <w:r>
               <w:rPr>
                 <w:b/>
-                <w:sz w:val="20"/>
               </w:rPr>
               <w:t>Študent</w:t>
             </w:r>
@@ -78,23 +58,10 @@
         </w:tc>
         <w:tc>
           <w:tcPr>
-            <w:tcW w:w="6520" w:type="dxa"/>
-            <w:tcMar>
-              <w:top w:w="100" w:type="dxa"/>
-              <w:left w:w="130" w:type="dxa"/>
-              <w:bottom w:w="100" w:type="dxa"/>
-              <w:right w:w="130" w:type="dxa"/>
-            </w:tcMar>
-            <w:vAlign w:val="center"/>
+            <w:tcW w:w="5040" w:type="dxa"/>
           </w:tcPr>
           <w:p>
-            <w:pPr>
-              <w:spacing w:after="0" w:line="240" w:lineRule="auto"/>
-            </w:pPr>
-            <w:r>
-              <w:rPr>
-                <w:sz w:val="20"/>
-              </w:rPr>
+            <w:r>
               <w:t>Michel Velkov</w:t>
             </w:r>
           </w:p>
@@ -106,24 +73,13 @@
         </w:trPr>
         <w:tc>
           <w:tcPr>
-            <w:tcW w:w="2268" w:type="dxa"/>
+            <w:tcW w:w="5040" w:type="dxa"/>
             <w:shd w:val="clear" w:color="auto" w:fill="D9EAF7"/>
-            <w:tcMar>
-              <w:top w:w="100" w:type="dxa"/>
-              <w:left w:w="130" w:type="dxa"/>
-              <w:bottom w:w="100" w:type="dxa"/>
-              <w:right w:w="130" w:type="dxa"/>
-            </w:tcMar>
-            <w:vAlign w:val="center"/>
           </w:tcPr>
           <w:p>
-            <w:pPr>
-              <w:spacing w:after="0" w:line="240" w:lineRule="auto"/>
-            </w:pPr>
             <w:r>
               <w:rPr>
                 <w:b/>
-                <w:sz w:val="20"/>
               </w:rPr>
               <w:t>Predmet</w:t>
             </w:r>
@@ -131,23 +87,10 @@
         </w:tc>
         <w:tc>
           <w:tcPr>
-            <w:tcW w:w="6520" w:type="dxa"/>
-            <w:tcMar>
-              <w:top w:w="100" w:type="dxa"/>
-              <w:left w:w="130" w:type="dxa"/>
-              <w:bottom w:w="100" w:type="dxa"/>
-              <w:right w:w="130" w:type="dxa"/>
-            </w:tcMar>
-            <w:vAlign w:val="center"/>
+            <w:tcW w:w="5040" w:type="dxa"/>
           </w:tcPr>
           <w:p>
-            <w:pPr>
-              <w:spacing w:after="0" w:line="240" w:lineRule="auto"/>
-            </w:pPr>
-            <w:r>
-              <w:rPr>
-                <w:sz w:val="20"/>
-              </w:rPr>
+            <w:r>
               <w:t>Računalništvo v oblaku in mobilne rešitve</w:t>
             </w:r>
           </w:p>
@@ -159,24 +102,13 @@
         </w:trPr>
         <w:tc>
           <w:tcPr>
-            <w:tcW w:w="2268" w:type="dxa"/>
+            <w:tcW w:w="5040" w:type="dxa"/>
             <w:shd w:val="clear" w:color="auto" w:fill="D9EAF7"/>
-            <w:tcMar>
-              <w:top w:w="100" w:type="dxa"/>
-              <w:left w:w="130" w:type="dxa"/>
-              <w:bottom w:w="100" w:type="dxa"/>
-              <w:right w:w="130" w:type="dxa"/>
-            </w:tcMar>
-            <w:vAlign w:val="center"/>
           </w:tcPr>
           <w:p>
-            <w:pPr>
-              <w:spacing w:after="0" w:line="240" w:lineRule="auto"/>
-            </w:pPr>
             <w:r>
               <w:rPr>
                 <w:b/>
-                <w:sz w:val="20"/>
               </w:rPr>
               <w:t>Datum oddaje</w:t>
             </w:r>
@@ -184,629 +116,11 @@
         </w:tc>
         <w:tc>
           <w:tcPr>
-            <w:tcW w:w="6520" w:type="dxa"/>
-            <w:tcMar>
-              <w:top w:w="100" w:type="dxa"/>
-              <w:left w:w="130" w:type="dxa"/>
-              <w:bottom w:w="100" w:type="dxa"/>
-              <w:right w:w="130" w:type="dxa"/>
-            </w:tcMar>
-            <w:vAlign w:val="center"/>
+            <w:tcW w:w="5040" w:type="dxa"/>
           </w:tcPr>
           <w:p>
-            <w:pPr>
-              <w:spacing w:after="0" w:line="240" w:lineRule="auto"/>
-            </w:pPr>
-            <w:r>
-              <w:rPr>
-                <w:sz w:val="20"/>
-              </w:rPr>
-              <w:t>31.3.2026</w:t>
-            </w:r>
-          </w:p>
-        </w:tc>
-      </w:tr>
-    </w:tbl>
-    <w:p/>
-    <w:p>
-      <w:pPr>
-        <w:spacing w:before="280" w:after="100" w:line="252" w:lineRule="auto"/>
-      </w:pPr>
-      <w:r>
-        <w:rPr>
-          <w:b/>
-          <w:color w:val="1F4E79"/>
-          <w:sz w:val="28"/>
-        </w:rPr>
-        <w:t>1. Delo z Git in GitHub</w:t>
-      </w:r>
-    </w:p>
-    <w:p>
-      <w:pPr>
-        <w:spacing w:after="120"/>
-      </w:pPr>
-      <w:r>
-        <w:t>Pri nalogi sem pripravil lokalni Git repozitorij, ustvaril zahtevano strukturo map, izvedel prvi commit, lokalni projekt povezal z GitHub repozitorijem in spremembe prenesel v oblak. Nato sem v mapo srecanje4 dodal vsebino te domače naloge, spremembe ponovno commit-al in jih poslal na GitHub.</w:t>
-      </w:r>
-    </w:p>
-    <w:p>
-      <w:pPr>
-        <w:spacing w:before="160" w:after="100" w:line="252" w:lineRule="auto"/>
-      </w:pPr>
-      <w:r>
-        <w:rPr>
-          <w:b/>
-          <w:color w:val="373737"/>
-          <w:sz w:val="24"/>
-        </w:rPr>
-        <w:t>1.1 Struktura lokalne mape</w:t>
-      </w:r>
-    </w:p>
-    <w:p>
-      <w:pPr>
-        <w:spacing w:after="120"/>
-      </w:pPr>
-      <w:r>
-        <w:t>Glavna mapa je poimenovana v obliki priimek_ime. V njej se nahajajo štiri podmape, v katere se shranijo dokazila po posameznih srečanjih.</w:t>
-      </w:r>
-    </w:p>
-    <w:p>
-      <w:pPr>
-        <w:spacing w:before="120" w:after="60" w:line="240" w:lineRule="auto"/>
-      </w:pPr>
-      <w:r>
-        <w:rPr>
-          <w:b/>
-          <w:color w:val="464646"/>
-          <w:sz w:val="20"/>
-        </w:rPr>
-        <w:t>Struktura map</w:t>
-      </w:r>
-    </w:p>
-    <w:tbl>
-      <w:tblPr>
-        <w:tblW w:w="0" w:type="auto"/>
-        <w:jc w:val="center"/>
-        <w:tblBorders>
-          <w:top w:val="single" w:sz="8" w:space="0" w:color="C8D0D9"/>
-          <w:left w:val="single" w:sz="8" w:space="0" w:color="C8D0D9"/>
-          <w:bottom w:val="single" w:sz="8" w:space="0" w:color="C8D0D9"/>
-          <w:right w:val="single" w:sz="8" w:space="0" w:color="C8D0D9"/>
-          <w:insideH w:val="single" w:sz="8" w:space="0" w:color="C8D0D9"/>
-          <w:insideV w:val="single" w:sz="8" w:space="0" w:color="C8D0D9"/>
-        </w:tblBorders>
-        <w:tblLayout w:type="fixed"/>
-        <w:tblLook w:val="04A0" w:firstRow="1" w:lastRow="0" w:firstColumn="1" w:lastColumn="0" w:noHBand="0" w:noVBand="1"/>
-      </w:tblPr>
-      <w:tblGrid>
-        <w:gridCol w:w="9071"/>
-      </w:tblGrid>
-      <w:tr>
-        <w:trPr>
-          <w:jc w:val="center"/>
-        </w:trPr>
-        <w:tc>
-          <w:tcPr>
-            <w:tcW w:w="9071" w:type="dxa"/>
-            <w:shd w:val="clear" w:color="auto" w:fill="F3F5F7"/>
-            <w:tcMar>
-              <w:top w:w="120" w:type="dxa"/>
-              <w:left w:w="140" w:type="dxa"/>
-              <w:bottom w:w="120" w:type="dxa"/>
-              <w:right w:w="140" w:type="dxa"/>
-            </w:tcMar>
-          </w:tcPr>
-          <w:p>
-            <w:pPr>
-              <w:spacing w:after="0" w:line="240" w:lineRule="auto"/>
-            </w:pPr>
-            <w:r>
-              <w:rPr>
-                <w:rFonts w:ascii="Courier New" w:eastAsia="Courier New" w:hAnsi="Courier New"/>
-                <w:sz w:val="18"/>
-              </w:rPr>
-              <w:t>velkov_michel</w:t>
-            </w:r>
-            <w:r>
-              <w:rPr>
-                <w:rFonts w:ascii="Courier New" w:eastAsia="Courier New" w:hAnsi="Courier New"/>
-                <w:sz w:val="18"/>
-              </w:rPr>
-              <w:t>/</w:t>
-            </w:r>
-            <w:r>
-              <w:br/>
-            </w:r>
-            <w:r>
-              <w:rPr>
-                <w:rFonts w:ascii="Courier New" w:eastAsia="Courier New" w:hAnsi="Courier New"/>
-                <w:sz w:val="18"/>
-              </w:rPr>
-              <w:t>├── srecanje1/</w:t>
-            </w:r>
-            <w:r>
-              <w:br/>
-            </w:r>
-            <w:r>
-              <w:rPr>
-                <w:rFonts w:ascii="Courier New" w:eastAsia="Courier New" w:hAnsi="Courier New"/>
-                <w:sz w:val="18"/>
-              </w:rPr>
-              <w:t>├── srecanje2/</w:t>
-            </w:r>
-            <w:r>
-              <w:br/>
-            </w:r>
-            <w:r>
-              <w:rPr>
-                <w:rFonts w:ascii="Courier New" w:eastAsia="Courier New" w:hAnsi="Courier New"/>
-                <w:sz w:val="18"/>
-              </w:rPr>
-              <w:t>├── srecanje3/</w:t>
-            </w:r>
-            <w:r>
-              <w:br/>
-            </w:r>
-            <w:r>
-              <w:rPr>
-                <w:rFonts w:ascii="Courier New" w:eastAsia="Courier New" w:hAnsi="Courier New"/>
-                <w:sz w:val="18"/>
-              </w:rPr>
-              <w:t>└── srecanje4/</w:t>
-            </w:r>
-          </w:p>
-        </w:tc>
-      </w:tr>
-    </w:tbl>
-    <w:p/>
-    <w:p>
-      <w:pPr>
-        <w:spacing w:before="160" w:after="100" w:line="252" w:lineRule="auto"/>
-      </w:pPr>
-      <w:r>
-        <w:rPr>
-          <w:b/>
-          <w:color w:val="373737"/>
-          <w:sz w:val="24"/>
-        </w:rPr>
-        <w:t>1.2 Uporabljeni Git ukazi</w:t>
-      </w:r>
-    </w:p>
-    <w:p>
-      <w:pPr>
-        <w:spacing w:after="120"/>
-      </w:pPr>
-      <w:r>
-        <w:t>Za pripravo lokalnega repozitorija, nastavitev identitete avtorja, ustvarjanje commitov ter povezavo z GitHub repozitorijem sem uporabil naslednje ukaze.</w:t>
-      </w:r>
-    </w:p>
-    <w:p>
-      <w:pPr>
-        <w:spacing w:before="120" w:after="60" w:line="240" w:lineRule="auto"/>
-      </w:pPr>
-      <w:r>
-        <w:rPr>
-          <w:b/>
-          <w:color w:val="464646"/>
-          <w:sz w:val="20"/>
-        </w:rPr>
-        <w:t>Git ukazi</w:t>
-      </w:r>
-    </w:p>
-    <w:tbl>
-      <w:tblPr>
-        <w:tblW w:w="0" w:type="auto"/>
-        <w:jc w:val="center"/>
-        <w:tblBorders>
-          <w:top w:val="single" w:sz="8" w:space="0" w:color="C8D0D9"/>
-          <w:left w:val="single" w:sz="8" w:space="0" w:color="C8D0D9"/>
-          <w:bottom w:val="single" w:sz="8" w:space="0" w:color="C8D0D9"/>
-          <w:right w:val="single" w:sz="8" w:space="0" w:color="C8D0D9"/>
-          <w:insideH w:val="single" w:sz="8" w:space="0" w:color="C8D0D9"/>
-          <w:insideV w:val="single" w:sz="8" w:space="0" w:color="C8D0D9"/>
-        </w:tblBorders>
-        <w:tblLayout w:type="fixed"/>
-        <w:tblLook w:val="04A0" w:firstRow="1" w:lastRow="0" w:firstColumn="1" w:lastColumn="0" w:noHBand="0" w:noVBand="1"/>
-      </w:tblPr>
-      <w:tblGrid>
-        <w:gridCol w:w="9071"/>
-      </w:tblGrid>
-      <w:tr>
-        <w:trPr>
-          <w:jc w:val="center"/>
-        </w:trPr>
-        <w:tc>
-          <w:tcPr>
-            <w:tcW w:w="9071" w:type="dxa"/>
-            <w:shd w:val="clear" w:color="auto" w:fill="F3F5F7"/>
-            <w:tcMar>
-              <w:top w:w="120" w:type="dxa"/>
-              <w:left w:w="140" w:type="dxa"/>
-              <w:bottom w:w="120" w:type="dxa"/>
-              <w:right w:w="140" w:type="dxa"/>
-            </w:tcMar>
-          </w:tcPr>
-          <w:p>
-            <w:pPr>
-              <w:spacing w:after="0" w:line="240" w:lineRule="auto"/>
-            </w:pPr>
-            <w:r>
-              <w:rPr>
-                <w:rFonts w:ascii="Courier New" w:eastAsia="Courier New" w:hAnsi="Courier New"/>
-                <w:sz w:val="18"/>
-              </w:rPr>
-              <w:t># 1. Ustvarjanje lokalne mape in podmap</w:t>
-            </w:r>
-            <w:r>
-              <w:br/>
-            </w:r>
-            <w:r>
-              <w:rPr>
-                <w:rFonts w:ascii="Courier New" w:eastAsia="Courier New" w:hAnsi="Courier New"/>
-                <w:sz w:val="18"/>
-              </w:rPr>
-              <w:t xml:space="preserve">mkdir </w:t>
-            </w:r>
-            <w:r>
-              <w:rPr>
-                <w:rFonts w:ascii="Courier New" w:eastAsia="Courier New" w:hAnsi="Courier New"/>
-                <w:sz w:val="18"/>
-              </w:rPr>
-              <w:t>velkov_michel</w:t>
-            </w:r>
-            <w:r>
-              <w:br/>
-            </w:r>
-            <w:r>
-              <w:rPr>
-                <w:rFonts w:ascii="Courier New" w:eastAsia="Courier New" w:hAnsi="Courier New"/>
-                <w:sz w:val="18"/>
-              </w:rPr>
-              <w:t xml:space="preserve">cd </w:t>
-            </w:r>
-            <w:r>
-              <w:rPr>
-                <w:rFonts w:ascii="Courier New" w:eastAsia="Courier New" w:hAnsi="Courier New"/>
-                <w:sz w:val="18"/>
-              </w:rPr>
-              <w:t>velkov_michel</w:t>
-            </w:r>
-            <w:r>
-              <w:br/>
-            </w:r>
-            <w:r>
-              <w:rPr>
-                <w:rFonts w:ascii="Courier New" w:eastAsia="Courier New" w:hAnsi="Courier New"/>
-                <w:sz w:val="18"/>
-              </w:rPr>
-              <w:t>mkdir srecanje1</w:t>
-            </w:r>
-            <w:r>
-              <w:br/>
-            </w:r>
-            <w:r>
-              <w:rPr>
-                <w:rFonts w:ascii="Courier New" w:eastAsia="Courier New" w:hAnsi="Courier New"/>
-                <w:sz w:val="18"/>
-              </w:rPr>
-              <w:t>mkdir srecanje2</w:t>
-            </w:r>
-            <w:r>
-              <w:br/>
-            </w:r>
-            <w:r>
-              <w:rPr>
-                <w:rFonts w:ascii="Courier New" w:eastAsia="Courier New" w:hAnsi="Courier New"/>
-                <w:sz w:val="18"/>
-              </w:rPr>
-              <w:t>mkdir srecanje3</w:t>
-            </w:r>
-            <w:r>
-              <w:br/>
-            </w:r>
-            <w:r>
-              <w:rPr>
-                <w:rFonts w:ascii="Courier New" w:eastAsia="Courier New" w:hAnsi="Courier New"/>
-                <w:sz w:val="18"/>
-              </w:rPr>
-              <w:t>mkdir srecanje4</w:t>
-            </w:r>
-            <w:r>
-              <w:br/>
-            </w:r>
-            <w:r>
-              <w:br/>
-            </w:r>
-            <w:r>
-              <w:rPr>
-                <w:rFonts w:ascii="Courier New" w:eastAsia="Courier New" w:hAnsi="Courier New"/>
-                <w:sz w:val="18"/>
-              </w:rPr>
-              <w:t># 2. Inicializacija lokalnega repozitorija</w:t>
-            </w:r>
-            <w:r>
-              <w:br/>
-            </w:r>
-            <w:r>
-              <w:rPr>
-                <w:rFonts w:ascii="Courier New" w:eastAsia="Courier New" w:hAnsi="Courier New"/>
-                <w:sz w:val="18"/>
-              </w:rPr>
-              <w:t>git init</w:t>
-            </w:r>
-            <w:r>
-              <w:br/>
-            </w:r>
-            <w:r>
-              <w:br/>
-            </w:r>
-            <w:r>
-              <w:rPr>
-                <w:rFonts w:ascii="Courier New" w:eastAsia="Courier New" w:hAnsi="Courier New"/>
-                <w:sz w:val="18"/>
-              </w:rPr>
-              <w:t># 3. Nastavitev identitete avtorja (samo prvič)</w:t>
-            </w:r>
-            <w:r>
-              <w:br/>
-            </w:r>
-            <w:r>
-              <w:rPr>
-                <w:rFonts w:ascii="Courier New" w:eastAsia="Courier New" w:hAnsi="Courier New"/>
-                <w:sz w:val="18"/>
-              </w:rPr>
-              <w:t>git config --global user.name "</w:t>
-            </w:r>
-            <w:r>
-              <w:rPr>
-                <w:rFonts w:ascii="Courier New" w:eastAsia="Courier New" w:hAnsi="Courier New"/>
-                <w:sz w:val="18"/>
-              </w:rPr>
-              <w:t>Michel Velkov</w:t>
-            </w:r>
-            <w:r>
-              <w:rPr>
-                <w:rFonts w:ascii="Courier New" w:eastAsia="Courier New" w:hAnsi="Courier New"/>
-                <w:sz w:val="18"/>
-              </w:rPr>
-              <w:t>"</w:t>
-            </w:r>
-            <w:r>
-              <w:br/>
-            </w:r>
-            <w:r>
-              <w:rPr>
-                <w:rFonts w:ascii="Courier New" w:eastAsia="Courier New" w:hAnsi="Courier New"/>
-                <w:sz w:val="18"/>
-              </w:rPr>
-              <w:t>git config --global user.email "</w:t>
-            </w:r>
-            <w:r>
-              <w:rPr>
-                <w:rFonts w:ascii="Courier New" w:eastAsia="Courier New" w:hAnsi="Courier New"/>
-                <w:sz w:val="18"/>
-              </w:rPr>
-              <w:t>michel.velkov</w:t>
-            </w:r>
-            <w:r>
-              <w:rPr>
-                <w:rFonts w:ascii="Courier New" w:eastAsia="Courier New" w:hAnsi="Courier New"/>
-                <w:sz w:val="18"/>
-              </w:rPr>
-              <w:t>@</w:t>
-            </w:r>
-            <w:r>
-              <w:rPr>
-                <w:rFonts w:ascii="Courier New" w:eastAsia="Courier New" w:hAnsi="Courier New"/>
-                <w:sz w:val="18"/>
-              </w:rPr>
-              <w:t>gmail</w:t>
-            </w:r>
-            <w:r>
-              <w:rPr>
-                <w:rFonts w:ascii="Courier New" w:eastAsia="Courier New" w:hAnsi="Courier New"/>
-                <w:sz w:val="18"/>
-              </w:rPr>
-              <w:t>.com"</w:t>
-            </w:r>
-            <w:r>
-              <w:br/>
-            </w:r>
-            <w:r>
-              <w:br/>
-            </w:r>
-            <w:r>
-              <w:rPr>
-                <w:rFonts w:ascii="Courier New" w:eastAsia="Courier New" w:hAnsi="Courier New"/>
-                <w:sz w:val="18"/>
-              </w:rPr>
-              <w:lastRenderedPageBreak/>
-              <w:t># 4. Dodajanje datotek in prvi commit</w:t>
-            </w:r>
-            <w:r>
-              <w:br/>
-            </w:r>
-            <w:r>
-              <w:rPr>
-                <w:rFonts w:ascii="Courier New" w:eastAsia="Courier New" w:hAnsi="Courier New"/>
-                <w:sz w:val="18"/>
-              </w:rPr>
-              <w:t>git add .</w:t>
-            </w:r>
-            <w:r>
-              <w:br/>
-            </w:r>
-            <w:r>
-              <w:rPr>
-                <w:rFonts w:ascii="Courier New" w:eastAsia="Courier New" w:hAnsi="Courier New"/>
-                <w:sz w:val="18"/>
-              </w:rPr>
-              <w:t>git commit -m "Prva verzija projekta"</w:t>
-            </w:r>
-            <w:r>
-              <w:br/>
-            </w:r>
-            <w:r>
-              <w:br/>
-            </w:r>
-            <w:r>
-              <w:rPr>
-                <w:rFonts w:ascii="Courier New" w:eastAsia="Courier New" w:hAnsi="Courier New"/>
-                <w:sz w:val="18"/>
-              </w:rPr>
-              <w:t># 5. Povezava z GitHub repozitorijem</w:t>
-            </w:r>
-            <w:r>
-              <w:br/>
-            </w:r>
-            <w:r>
-              <w:rPr>
-                <w:rFonts w:ascii="Courier New" w:eastAsia="Courier New" w:hAnsi="Courier New"/>
-                <w:sz w:val="18"/>
-              </w:rPr>
-              <w:t>git remote add origin https://github.com/almaVelkov2026/racunalnistvo-v-oblaku.git</w:t>
-            </w:r>
-            <w:r>
-              <w:rPr>
-                <w:rFonts w:ascii="Courier New" w:eastAsia="Courier New" w:hAnsi="Courier New"/>
-                <w:sz w:val="18"/>
-              </w:rPr>
-              <w:br/>
-              <w:t>git branch -M main</w:t>
-            </w:r>
-            <w:r>
-              <w:rPr>
-                <w:rFonts w:ascii="Courier New" w:eastAsia="Courier New" w:hAnsi="Courier New"/>
-                <w:sz w:val="18"/>
-              </w:rPr>
-              <w:br/>
-              <w:t>git push -u origin main</w:t>
-            </w:r>
-            <w:r>
-              <w:br/>
-            </w:r>
-            <w:r>
-              <w:br/>
-            </w:r>
-            <w:r>
-              <w:rPr>
-                <w:rFonts w:ascii="Courier New" w:eastAsia="Courier New" w:hAnsi="Courier New"/>
-                <w:sz w:val="18"/>
-              </w:rPr>
-              <w:t># 6. Dodajanje nove vsebine v srecanje4, novi commit in push</w:t>
-            </w:r>
-            <w:r>
-              <w:br/>
-            </w:r>
-            <w:r>
-              <w:rPr>
-                <w:rFonts w:ascii="Courier New" w:eastAsia="Courier New" w:hAnsi="Courier New"/>
-                <w:sz w:val="18"/>
-              </w:rPr>
-              <w:t>git add .</w:t>
-            </w:r>
-            <w:r>
-              <w:br/>
-            </w:r>
-            <w:r>
-              <w:rPr>
-                <w:rFonts w:ascii="Courier New" w:eastAsia="Courier New" w:hAnsi="Courier New"/>
-                <w:sz w:val="18"/>
-              </w:rPr>
-              <w:t>git commit -m "Dodana vsebina za 4. domaco nalogo"</w:t>
-            </w:r>
-            <w:r>
-              <w:br/>
-            </w:r>
-            <w:r>
-              <w:rPr>
-                <w:rFonts w:ascii="Courier New" w:eastAsia="Courier New" w:hAnsi="Courier New"/>
-                <w:sz w:val="18"/>
-              </w:rPr>
-              <w:t>git push</w:t>
-            </w:r>
-          </w:p>
-        </w:tc>
-      </w:tr>
-    </w:tbl>
-    <w:p/>
-    <w:p>
-      <w:pPr>
-        <w:spacing w:before="160" w:after="100" w:line="252" w:lineRule="auto"/>
-      </w:pPr>
-      <w:r>
-        <w:rPr>
-          <w:b/>
-          <w:color w:val="373737"/>
-          <w:sz w:val="24"/>
-        </w:rPr>
-        <w:t>1.3 Razporeditev vsebine po mapah</w:t>
-      </w:r>
-    </w:p>
-    <w:tbl>
-      <w:tblPr>
-        <w:tblW w:w="0" w:type="auto"/>
-        <w:jc w:val="center"/>
-        <w:tblBorders>
-          <w:top w:val="single" w:sz="8" w:space="0" w:color="A9B7C6"/>
-          <w:left w:val="single" w:sz="8" w:space="0" w:color="A9B7C6"/>
-          <w:bottom w:val="single" w:sz="8" w:space="0" w:color="A9B7C6"/>
-          <w:right w:val="single" w:sz="8" w:space="0" w:color="A9B7C6"/>
-          <w:insideH w:val="single" w:sz="8" w:space="0" w:color="A9B7C6"/>
-          <w:insideV w:val="single" w:sz="8" w:space="0" w:color="A9B7C6"/>
-        </w:tblBorders>
-        <w:tblLayout w:type="fixed"/>
-        <w:tblLook w:val="04A0" w:firstRow="1" w:lastRow="0" w:firstColumn="1" w:lastColumn="0" w:noHBand="0" w:noVBand="1"/>
-      </w:tblPr>
-      <w:tblGrid>
-        <w:gridCol w:w="4873"/>
-        <w:gridCol w:w="5953"/>
-      </w:tblGrid>
-      <w:tr>
-        <w:trPr>
-          <w:jc w:val="center"/>
-        </w:trPr>
-        <w:tc>
-          <w:tcPr>
-            <w:tcW w:w="4873" w:type="dxa"/>
-            <w:shd w:val="clear" w:color="auto" w:fill="D9EAF7"/>
-            <w:tcMar>
-              <w:top w:w="80" w:type="dxa"/>
-              <w:left w:w="120" w:type="dxa"/>
-              <w:bottom w:w="80" w:type="dxa"/>
-              <w:right w:w="120" w:type="dxa"/>
-            </w:tcMar>
-            <w:vAlign w:val="center"/>
-          </w:tcPr>
-          <w:p>
-            <w:r>
-              <w:rPr>
-                <w:b/>
-                <w:sz w:val="20"/>
-              </w:rPr>
-              <w:t>Nastavitev</w:t>
-            </w:r>
-          </w:p>
-        </w:tc>
-        <w:tc>
-          <w:tcPr>
-            <w:tcW w:w="4873" w:type="dxa"/>
-            <w:shd w:val="clear" w:color="auto" w:fill="D9EAF7"/>
-            <w:tcMar>
-              <w:top w:w="80" w:type="dxa"/>
-              <w:left w:w="120" w:type="dxa"/>
-              <w:bottom w:w="80" w:type="dxa"/>
-              <w:right w:w="120" w:type="dxa"/>
-            </w:tcMar>
-            <w:vAlign w:val="center"/>
-          </w:tcPr>
-          <w:p>
-            <w:r>
-              <w:rPr>
-                <w:b/>
-                <w:sz w:val="20"/>
-              </w:rPr>
-              <w:t>Vrednost</w:t>
+            <w:r>
+              <w:t>31. 3. 2026</w:t>
             </w:r>
           </w:p>
         </w:tc>
@@ -817,206 +131,2285 @@
         </w:trPr>
         <w:tc>
           <w:tcPr>
-            <w:tcW w:w="2835" w:type="dxa"/>
-            <w:tcMar>
-              <w:top w:w="80" w:type="dxa"/>
-              <w:left w:w="120" w:type="dxa"/>
-              <w:bottom w:w="80" w:type="dxa"/>
-              <w:right w:w="120" w:type="dxa"/>
-            </w:tcMar>
-            <w:vAlign w:val="center"/>
+            <w:tcW w:w="5040" w:type="dxa"/>
+            <w:shd w:val="clear" w:color="auto" w:fill="D9EAF7"/>
           </w:tcPr>
           <w:p>
-            <w:pPr>
-              <w:spacing w:after="0" w:line="240" w:lineRule="auto"/>
-            </w:pPr>
-            <w:r>
-              <w:rPr>
-                <w:sz w:val="20"/>
-              </w:rPr>
-              <w:t>srecanje1</w:t>
+            <w:r>
+              <w:rPr>
+                <w:b/>
+              </w:rPr>
+              <w:t>Repozitorij</w:t>
             </w:r>
           </w:p>
         </w:tc>
         <w:tc>
           <w:tcPr>
-            <w:tcW w:w="5953" w:type="dxa"/>
-            <w:tcMar>
-              <w:top w:w="80" w:type="dxa"/>
-              <w:left w:w="120" w:type="dxa"/>
-              <w:bottom w:w="80" w:type="dxa"/>
-              <w:right w:w="120" w:type="dxa"/>
-            </w:tcMar>
-            <w:vAlign w:val="center"/>
+            <w:tcW w:w="5040" w:type="dxa"/>
           </w:tcPr>
           <w:p>
-            <w:pPr>
-              <w:spacing w:after="0" w:line="240" w:lineRule="auto"/>
-            </w:pPr>
-            <w:r>
-              <w:rPr>
-                <w:sz w:val="20"/>
-              </w:rPr>
-              <w:t>Dokazila prvega srečanja, na primer virtualni računalnik, Linux, IP naslov, Apache ali povezava s PuTTY/openSSH.</w:t>
+            <w:r>
+              <w:t>https://github.com/almaVelkov2026/racunalnistvo-v-oblaku</w:t>
             </w:r>
           </w:p>
         </w:tc>
       </w:tr>
+    </w:tbl>
+    <w:p/>
+    <w:p>
+      <w:pPr>
+        <w:pStyle w:val="Heading1"/>
+      </w:pPr>
+      <w:r>
+        <w:t>1. Namen in cilj naloge</w:t>
+      </w:r>
+    </w:p>
+    <w:p>
+      <w:r>
+        <w:t>Namen 4. naloge je bil urediti delo z lokalnim Git repozitorijem, prenesti projekt na GitHub in razumeti, kako Git ter GitHub pomagata pri verzioniranju, sodelovanju in oddaji dokazil o delu. Drugi del naloge je bil študij gradiva »What is Cloud Computing« in priprava odgovorov na obvezna vprašanja o storitvah EC2, GitHub in modelih oblačnih storitev.</w:t>
+      </w:r>
+    </w:p>
+    <w:p>
+      <w:pPr>
+        <w:pStyle w:val="ListBullet"/>
+      </w:pPr>
+      <w:r>
+        <w:t>ustvariti lokalno mapo priimek_ime in podmape srecanje1 do srecanje4,</w:t>
+      </w:r>
+    </w:p>
+    <w:p>
+      <w:pPr>
+        <w:pStyle w:val="ListBullet"/>
+      </w:pPr>
+      <w:r>
+        <w:t>inicializirati lokalni Git repozitorij in ustvariti commite,</w:t>
+      </w:r>
+    </w:p>
+    <w:p>
+      <w:pPr>
+        <w:pStyle w:val="ListBullet"/>
+      </w:pPr>
+      <w:r>
+        <w:t>povezati lokalni repozitorij z GitHubom ter izvesti push,</w:t>
+      </w:r>
+    </w:p>
+    <w:p>
+      <w:pPr>
+        <w:pStyle w:val="ListBullet"/>
+      </w:pPr>
+      <w:r>
+        <w:t>razložiti osnovne Git ukaze, kloniranje in prenos sprememb iz GitHuba,</w:t>
+      </w:r>
+    </w:p>
+    <w:p>
+      <w:pPr>
+        <w:pStyle w:val="ListBullet"/>
+      </w:pPr>
+      <w:r>
+        <w:t>preučiti gradivo o računalništvu v oblaku in odgovoriti na zahtevana vprašanja.</w:t>
+      </w:r>
+    </w:p>
+    <w:p>
+      <w:pPr>
+        <w:pStyle w:val="Heading1"/>
+      </w:pPr>
+      <w:r>
+        <w:t>2. Teoretični del predavanja: Git in GitHub</w:t>
+      </w:r>
+    </w:p>
+    <w:p>
+      <w:pPr>
+        <w:pStyle w:val="Heading2"/>
+      </w:pPr>
+      <w:r>
+        <w:t>2.1 Kaj je Git?</w:t>
+      </w:r>
+    </w:p>
+    <w:p>
+      <w:r>
+        <w:t>Git je sistem za nadzor verzij. Namenjen je shranjevanju zgodovine sprememb v datotekah, predvsem pri programski kodi in drugih besedilnih datotekah. Z Gitom lahko vidimo, katere spremembe so bile narejene, kdaj so bile narejene in kdo jih je naredil. Pomembna prednost je tudi možnost vračanja na starejše verzije projekta.</w:t>
+      </w:r>
+    </w:p>
+    <w:p>
+      <w:pPr>
+        <w:pStyle w:val="ListBullet"/>
+      </w:pPr>
+      <w:r>
+        <w:t>lokalno hranjenje različnih verzij projekta,</w:t>
+      </w:r>
+    </w:p>
+    <w:p>
+      <w:pPr>
+        <w:pStyle w:val="ListBullet"/>
+      </w:pPr>
+      <w:r>
+        <w:t>vračanje na starejšo verzijo, če naredimo napako,</w:t>
+      </w:r>
+    </w:p>
+    <w:p>
+      <w:pPr>
+        <w:pStyle w:val="ListBullet"/>
+      </w:pPr>
+      <w:r>
+        <w:t>pregled zgodovine sprememb,</w:t>
+      </w:r>
+    </w:p>
+    <w:p>
+      <w:pPr>
+        <w:pStyle w:val="ListBullet"/>
+      </w:pPr>
+      <w:r>
+        <w:t>sodelovanje več oseb na istem projektu,</w:t>
+      </w:r>
+    </w:p>
+    <w:p>
+      <w:pPr>
+        <w:pStyle w:val="ListBullet"/>
+      </w:pPr>
+      <w:r>
+        <w:t>varnostna kopija projekta, če lokalni repozitorij povežemo z GitHubom.</w:t>
+      </w:r>
+    </w:p>
+    <w:p>
+      <w:pPr>
+        <w:pStyle w:val="Heading2"/>
+      </w:pPr>
+      <w:r>
+        <w:t>2.2 GitHub kot oblačna storitev</w:t>
+      </w:r>
+    </w:p>
+    <w:p>
+      <w:r>
+        <w:t>GitHub je spletna oziroma oblačna storitev za gostovanje Git repozitorijev. Do nje dostopamo prek interneta, zato lahko lokalni repozitorij prenesemo v oblak in ga delimo z drugimi uporabniki. GitHub omogoča javne in zasebne repozitorije, sodelovanje več oseb, pregled commitov in varnostno kopijo kode oziroma dokumentacije.</w:t>
+      </w:r>
+    </w:p>
+    <w:p>
+      <w:r>
+        <w:t>GitHub spada med SaaS (Software as a Service), ker uporabnik uporablja že pripravljeno spletno aplikacijo. Uporabnik ne upravlja strežnikov, operacijskega sistema ali infrastrukture, ampak uporablja storitev, ki jo upravlja ponudnik.</w:t>
+      </w:r>
+    </w:p>
+    <w:p>
+      <w:pPr>
+        <w:pStyle w:val="Heading2"/>
+      </w:pPr>
+      <w:r>
+        <w:lastRenderedPageBreak/>
+        <w:t>2.3 Lokalni in oddaljeni repozitorij</w:t>
+      </w:r>
+    </w:p>
+    <w:p>
+      <w:r>
+        <w:t>Lokalni repozitorij je mapa na računalniku, ki jo nadzoruje Git. Oddaljeni repozitorij je repozitorij na strežniku, na primer na GitHubu. Lokalno delamo spremembe, jih shranimo s commitom, nato pa jih prenesemo na GitHub z ukazom git push. Če želimo spremembe iz GitHuba prenesti nazaj na računalnik, uporabimo git pull.</w:t>
+      </w:r>
+    </w:p>
+    <w:p>
+      <w:pPr>
+        <w:pStyle w:val="Heading2"/>
+      </w:pPr>
+      <w:r>
+        <w:t>2.4 Osnovni Git ukazi</w:t>
+      </w:r>
+    </w:p>
+    <w:tbl>
+      <w:tblPr>
+        <w:tblStyle w:val="TableGrid"/>
+        <w:tblW w:w="0" w:type="auto"/>
+        <w:tblLook w:val="04A0" w:firstRow="1" w:lastRow="0" w:firstColumn="1" w:lastColumn="0" w:noHBand="0" w:noVBand="1"/>
+      </w:tblPr>
+      <w:tblGrid>
+        <w:gridCol w:w="5040"/>
+        <w:gridCol w:w="5040"/>
+      </w:tblGrid>
+      <w:tr>
+        <w:tc>
+          <w:tcPr>
+            <w:tcW w:w="5040" w:type="dxa"/>
+            <w:shd w:val="clear" w:color="auto" w:fill="4472C4"/>
+          </w:tcPr>
+          <w:p>
+            <w:r>
+              <w:rPr>
+                <w:b/>
+                <w:color w:val="FFFFFF"/>
+                <w:sz w:val="18"/>
+              </w:rPr>
+              <w:t>Ukaz</w:t>
+            </w:r>
+          </w:p>
+        </w:tc>
+        <w:tc>
+          <w:tcPr>
+            <w:tcW w:w="5040" w:type="dxa"/>
+            <w:shd w:val="clear" w:color="auto" w:fill="4472C4"/>
+          </w:tcPr>
+          <w:p>
+            <w:r>
+              <w:rPr>
+                <w:b/>
+                <w:color w:val="FFFFFF"/>
+                <w:sz w:val="18"/>
+              </w:rPr>
+              <w:t>Pomen</w:t>
+            </w:r>
+          </w:p>
+        </w:tc>
+      </w:tr>
+      <w:tr>
+        <w:tc>
+          <w:tcPr>
+            <w:tcW w:w="5040" w:type="dxa"/>
+          </w:tcPr>
+          <w:p>
+            <w:r>
+              <w:rPr>
+                <w:rFonts w:ascii="Courier New" w:eastAsia="Courier New" w:hAnsi="Courier New"/>
+                <w:sz w:val="18"/>
+              </w:rPr>
+              <w:t>git init</w:t>
+            </w:r>
+          </w:p>
+        </w:tc>
+        <w:tc>
+          <w:tcPr>
+            <w:tcW w:w="5040" w:type="dxa"/>
+          </w:tcPr>
+          <w:p>
+            <w:r>
+              <w:rPr>
+                <w:sz w:val="18"/>
+              </w:rPr>
+              <w:t>Ustvari nov lokalni Git repozitorij v trenutni mapi.</w:t>
+            </w:r>
+          </w:p>
+        </w:tc>
+      </w:tr>
+      <w:tr>
+        <w:tc>
+          <w:tcPr>
+            <w:tcW w:w="5040" w:type="dxa"/>
+          </w:tcPr>
+          <w:p>
+            <w:r>
+              <w:rPr>
+                <w:rFonts w:ascii="Courier New" w:eastAsia="Courier New" w:hAnsi="Courier New"/>
+                <w:sz w:val="18"/>
+              </w:rPr>
+              <w:t>git status</w:t>
+            </w:r>
+          </w:p>
+        </w:tc>
+        <w:tc>
+          <w:tcPr>
+            <w:tcW w:w="5040" w:type="dxa"/>
+          </w:tcPr>
+          <w:p>
+            <w:r>
+              <w:rPr>
+                <w:sz w:val="18"/>
+              </w:rPr>
+              <w:t>Prikaže stanje repozitorija in pokaže, katere datoteke so spremenjene.</w:t>
+            </w:r>
+          </w:p>
+        </w:tc>
+      </w:tr>
+      <w:tr>
+        <w:tc>
+          <w:tcPr>
+            <w:tcW w:w="5040" w:type="dxa"/>
+          </w:tcPr>
+          <w:p>
+            <w:r>
+              <w:rPr>
+                <w:rFonts w:ascii="Courier New" w:eastAsia="Courier New" w:hAnsi="Courier New"/>
+                <w:sz w:val="18"/>
+              </w:rPr>
+              <w:t>git add .</w:t>
+            </w:r>
+          </w:p>
+        </w:tc>
+        <w:tc>
+          <w:tcPr>
+            <w:tcW w:w="5040" w:type="dxa"/>
+          </w:tcPr>
+          <w:p>
+            <w:r>
+              <w:rPr>
+                <w:sz w:val="18"/>
+              </w:rPr>
+              <w:t>Doda vse spremembe v pripravljalno območje oziroma staging area.</w:t>
+            </w:r>
+          </w:p>
+        </w:tc>
+      </w:tr>
+      <w:tr>
+        <w:tc>
+          <w:tcPr>
+            <w:tcW w:w="5040" w:type="dxa"/>
+          </w:tcPr>
+          <w:p>
+            <w:r>
+              <w:rPr>
+                <w:rFonts w:ascii="Courier New" w:eastAsia="Courier New" w:hAnsi="Courier New"/>
+                <w:sz w:val="18"/>
+              </w:rPr>
+              <w:t>git commit -m "opis"</w:t>
+            </w:r>
+          </w:p>
+        </w:tc>
+        <w:tc>
+          <w:tcPr>
+            <w:tcW w:w="5040" w:type="dxa"/>
+          </w:tcPr>
+          <w:p>
+            <w:r>
+              <w:rPr>
+                <w:sz w:val="18"/>
+              </w:rPr>
+              <w:t>Shrani trenutno verzijo projekta v lokalni repozitorij.</w:t>
+            </w:r>
+          </w:p>
+        </w:tc>
+      </w:tr>
+      <w:tr>
+        <w:tc>
+          <w:tcPr>
+            <w:tcW w:w="5040" w:type="dxa"/>
+          </w:tcPr>
+          <w:p>
+            <w:r>
+              <w:rPr>
+                <w:rFonts w:ascii="Courier New" w:eastAsia="Courier New" w:hAnsi="Courier New"/>
+                <w:sz w:val="18"/>
+              </w:rPr>
+              <w:t>git remote add origin URL</w:t>
+            </w:r>
+          </w:p>
+        </w:tc>
+        <w:tc>
+          <w:tcPr>
+            <w:tcW w:w="5040" w:type="dxa"/>
+          </w:tcPr>
+          <w:p>
+            <w:r>
+              <w:rPr>
+                <w:sz w:val="18"/>
+              </w:rPr>
+              <w:t>Poveže lokalni repozitorij z oddaljenim repozitorijem na GitHubu.</w:t>
+            </w:r>
+          </w:p>
+        </w:tc>
+      </w:tr>
+      <w:tr>
+        <w:tc>
+          <w:tcPr>
+            <w:tcW w:w="5040" w:type="dxa"/>
+          </w:tcPr>
+          <w:p>
+            <w:r>
+              <w:rPr>
+                <w:rFonts w:ascii="Courier New" w:eastAsia="Courier New" w:hAnsi="Courier New"/>
+                <w:sz w:val="18"/>
+              </w:rPr>
+              <w:t>git branch -M main</w:t>
+            </w:r>
+          </w:p>
+        </w:tc>
+        <w:tc>
+          <w:tcPr>
+            <w:tcW w:w="5040" w:type="dxa"/>
+          </w:tcPr>
+          <w:p>
+            <w:r>
+              <w:rPr>
+                <w:sz w:val="18"/>
+              </w:rPr>
+              <w:t>Preimenuje oziroma nastavi glavno vejo na main.</w:t>
+            </w:r>
+          </w:p>
+        </w:tc>
+      </w:tr>
+      <w:tr>
+        <w:tc>
+          <w:tcPr>
+            <w:tcW w:w="5040" w:type="dxa"/>
+          </w:tcPr>
+          <w:p>
+            <w:r>
+              <w:rPr>
+                <w:rFonts w:ascii="Courier New" w:eastAsia="Courier New" w:hAnsi="Courier New"/>
+                <w:sz w:val="18"/>
+              </w:rPr>
+              <w:t>git push -u origin main</w:t>
+            </w:r>
+          </w:p>
+        </w:tc>
+        <w:tc>
+          <w:tcPr>
+            <w:tcW w:w="5040" w:type="dxa"/>
+          </w:tcPr>
+          <w:p>
+            <w:r>
+              <w:rPr>
+                <w:sz w:val="18"/>
+              </w:rPr>
+              <w:t>Prvič prenese lokalni repozitorij na GitHub in nastavi povezavo.</w:t>
+            </w:r>
+          </w:p>
+        </w:tc>
+      </w:tr>
+      <w:tr>
+        <w:tc>
+          <w:tcPr>
+            <w:tcW w:w="5040" w:type="dxa"/>
+          </w:tcPr>
+          <w:p>
+            <w:r>
+              <w:rPr>
+                <w:rFonts w:ascii="Courier New" w:eastAsia="Courier New" w:hAnsi="Courier New"/>
+                <w:sz w:val="18"/>
+              </w:rPr>
+              <w:t>git push</w:t>
+            </w:r>
+          </w:p>
+        </w:tc>
+        <w:tc>
+          <w:tcPr>
+            <w:tcW w:w="5040" w:type="dxa"/>
+          </w:tcPr>
+          <w:p>
+            <w:r>
+              <w:rPr>
+                <w:sz w:val="18"/>
+              </w:rPr>
+              <w:t>Prenese nove lokalne commite na GitHub.</w:t>
+            </w:r>
+          </w:p>
+        </w:tc>
+      </w:tr>
+      <w:tr>
+        <w:tc>
+          <w:tcPr>
+            <w:tcW w:w="5040" w:type="dxa"/>
+          </w:tcPr>
+          <w:p>
+            <w:r>
+              <w:rPr>
+                <w:rFonts w:ascii="Courier New" w:eastAsia="Courier New" w:hAnsi="Courier New"/>
+                <w:sz w:val="18"/>
+              </w:rPr>
+              <w:t>git clone URL</w:t>
+            </w:r>
+          </w:p>
+        </w:tc>
+        <w:tc>
+          <w:tcPr>
+            <w:tcW w:w="5040" w:type="dxa"/>
+          </w:tcPr>
+          <w:p>
+            <w:r>
+              <w:rPr>
+                <w:sz w:val="18"/>
+              </w:rPr>
+              <w:t>Prenese GitHub repozitorij na lokalni računalnik.</w:t>
+            </w:r>
+          </w:p>
+        </w:tc>
+      </w:tr>
+      <w:tr>
+        <w:tc>
+          <w:tcPr>
+            <w:tcW w:w="5040" w:type="dxa"/>
+          </w:tcPr>
+          <w:p>
+            <w:r>
+              <w:rPr>
+                <w:rFonts w:ascii="Courier New" w:eastAsia="Courier New" w:hAnsi="Courier New"/>
+                <w:sz w:val="18"/>
+              </w:rPr>
+              <w:t>git pull</w:t>
+            </w:r>
+          </w:p>
+        </w:tc>
+        <w:tc>
+          <w:tcPr>
+            <w:tcW w:w="5040" w:type="dxa"/>
+          </w:tcPr>
+          <w:p>
+            <w:r>
+              <w:rPr>
+                <w:sz w:val="18"/>
+              </w:rPr>
+              <w:t>Prenese najnovejše spremembe iz GitHuba v lokalni repozitorij.</w:t>
+            </w:r>
+          </w:p>
+        </w:tc>
+      </w:tr>
+    </w:tbl>
+    <w:p>
+      <w:pPr>
+        <w:pStyle w:val="Heading2"/>
+      </w:pPr>
+      <w:r>
+        <w:t>2.5 Postopek prenosa lokalnega repozitorija na GitHub</w:t>
+      </w:r>
+    </w:p>
+    <w:p>
+      <w:pPr>
+        <w:pStyle w:val="ListNumber"/>
+      </w:pPr>
+      <w:r>
+        <w:t>Na lokalnem računalniku ustvarimo mapo projekta.</w:t>
+      </w:r>
+    </w:p>
+    <w:p>
+      <w:pPr>
+        <w:pStyle w:val="ListNumber"/>
+      </w:pPr>
+      <w:r>
+        <w:t>V mapi izvedemo git init, da Git začne nadzorovati mapo.</w:t>
+      </w:r>
+    </w:p>
+    <w:p>
+      <w:pPr>
+        <w:pStyle w:val="ListNumber"/>
+      </w:pPr>
+      <w:r>
+        <w:t>Dodamo datoteke in podmape ter izvedemo git add .</w:t>
+      </w:r>
+    </w:p>
+    <w:p>
+      <w:pPr>
+        <w:pStyle w:val="ListNumber"/>
+      </w:pPr>
+      <w:r>
+        <w:t>Ustvarimo commit z git commit -m "opis spremembe".</w:t>
+      </w:r>
+    </w:p>
+    <w:p>
+      <w:pPr>
+        <w:pStyle w:val="ListNumber"/>
+      </w:pPr>
+      <w:r>
+        <w:t>Na GitHubu ustvarimo nov prazen repozitorij.</w:t>
+      </w:r>
+    </w:p>
+    <w:p>
+      <w:pPr>
+        <w:pStyle w:val="ListNumber"/>
+      </w:pPr>
+      <w:r>
+        <w:t>Lokalni repozitorij povežemo z GitHub URL naslovom z ukazom git remote add origin.</w:t>
+      </w:r>
+    </w:p>
+    <w:p>
+      <w:pPr>
+        <w:pStyle w:val="ListNumber"/>
+      </w:pPr>
+      <w:r>
+        <w:t>Glavno vejo nastavimo na main z git branch -M main.</w:t>
+      </w:r>
+    </w:p>
+    <w:p>
+      <w:pPr>
+        <w:pStyle w:val="ListNumber"/>
+      </w:pPr>
+      <w:r>
+        <w:t>Projekt prenesemo na GitHub z git push -u origin main.</w:t>
+      </w:r>
+    </w:p>
+    <w:p>
+      <w:pPr>
+        <w:pStyle w:val="ListNumber"/>
+      </w:pPr>
+      <w:r>
+        <w:t>Kasnejše spremembe shranimo z git add ., git commit in git push.</w:t>
+      </w:r>
+    </w:p>
+    <w:p>
+      <w:pPr>
+        <w:pStyle w:val="Heading2"/>
+      </w:pPr>
+      <w:r>
+        <w:t>2.6 GitHub prijava in žeton</w:t>
+      </w:r>
+    </w:p>
+    <w:p>
+      <w:r>
+        <w:t>Pri nalaganju na GitHub mora GitHub preveriti, ali ima uporabnik pravico pisanja v repozitorij. Pri HTTPS povezavi se pogosto uporablja osebni dostopni žeton (Personal Access Token). Žetona ne smemo objaviti v dokumentu ali na GitHubu, ker omogoča dostop do računa oziroma repozitorijev.</w:t>
+      </w:r>
+    </w:p>
+    <w:p>
+      <w:pPr>
+        <w:pStyle w:val="Heading1"/>
+      </w:pPr>
+      <w:r>
+        <w:t>3. Praktični del naloge: Git in GitHub</w:t>
+      </w:r>
+    </w:p>
+    <w:p>
+      <w:pPr>
+        <w:pStyle w:val="Heading2"/>
+      </w:pPr>
+      <w:r>
+        <w:t>3.1 Struktura lokalne mape</w:t>
+      </w:r>
+    </w:p>
+    <w:p>
+      <w:r>
+        <w:t>Glavna mapa je poimenovana v obliki priimek_ime. V njej so štiri podmape za dokazila po posameznih srečanjih.</w:t>
+      </w:r>
+    </w:p>
+    <w:tbl>
+      <w:tblPr>
+        <w:tblW w:w="0" w:type="auto"/>
+        <w:jc w:val="center"/>
+        <w:tblLook w:val="04A0" w:firstRow="1" w:lastRow="0" w:firstColumn="1" w:lastColumn="0" w:noHBand="0" w:noVBand="1"/>
+      </w:tblPr>
+      <w:tblGrid>
+        <w:gridCol w:w="10080"/>
+      </w:tblGrid>
       <w:tr>
         <w:trPr>
           <w:jc w:val="center"/>
         </w:trPr>
         <w:tc>
           <w:tcPr>
-            <w:tcW w:w="2835" w:type="dxa"/>
-            <w:tcMar>
-              <w:top w:w="80" w:type="dxa"/>
-              <w:left w:w="120" w:type="dxa"/>
-              <w:bottom w:w="80" w:type="dxa"/>
-              <w:right w:w="120" w:type="dxa"/>
-            </w:tcMar>
-            <w:vAlign w:val="center"/>
+            <w:tcW w:w="10080" w:type="dxa"/>
+            <w:shd w:val="clear" w:color="auto" w:fill="F2F2F2"/>
           </w:tcPr>
           <w:p>
             <w:pPr>
-              <w:spacing w:after="0" w:line="240" w:lineRule="auto"/>
+              <w:spacing w:after="0"/>
             </w:pPr>
             <w:r>
               <w:rPr>
-                <w:sz w:val="20"/>
-              </w:rPr>
-              <w:t>srecanje2</w:t>
-            </w:r>
-          </w:p>
-        </w:tc>
-        <w:tc>
-          <w:tcPr>
-            <w:tcW w:w="5953" w:type="dxa"/>
-            <w:tcMar>
-              <w:top w:w="80" w:type="dxa"/>
-              <w:left w:w="120" w:type="dxa"/>
-              <w:bottom w:w="80" w:type="dxa"/>
-              <w:right w:w="120" w:type="dxa"/>
-            </w:tcMar>
-            <w:vAlign w:val="center"/>
-          </w:tcPr>
-          <w:p>
-            <w:pPr>
-              <w:spacing w:after="0" w:line="240" w:lineRule="auto"/>
-            </w:pPr>
-            <w:r>
-              <w:rPr>
-                <w:sz w:val="20"/>
-              </w:rPr>
-              <w:t>Dokazila drugega srečanja, na primer IAM uporabnik, MFA, EC2 instanca, VPC, subnet in security group.</w:t>
+                <w:rFonts w:ascii="Courier New" w:eastAsia="Courier New" w:hAnsi="Courier New"/>
+                <w:sz w:val="16"/>
+              </w:rPr>
+              <w:t>velkov_michel/</w:t>
+            </w:r>
+            <w:r>
+              <w:br/>
+            </w:r>
+            <w:r>
+              <w:rPr>
+                <w:rFonts w:ascii="Courier New" w:eastAsia="Courier New" w:hAnsi="Courier New"/>
+                <w:sz w:val="16"/>
+              </w:rPr>
+              <w:t>├── srecanje1/</w:t>
+            </w:r>
+            <w:r>
+              <w:br/>
+            </w:r>
+            <w:r>
+              <w:rPr>
+                <w:rFonts w:ascii="Courier New" w:eastAsia="Courier New" w:hAnsi="Courier New"/>
+                <w:sz w:val="16"/>
+              </w:rPr>
+              <w:t>├── srecanje2/</w:t>
+            </w:r>
+            <w:r>
+              <w:br/>
+            </w:r>
+            <w:r>
+              <w:rPr>
+                <w:rFonts w:ascii="Courier New" w:eastAsia="Courier New" w:hAnsi="Courier New"/>
+                <w:sz w:val="16"/>
+              </w:rPr>
+              <w:t>├── srecanje3/</w:t>
+            </w:r>
+            <w:r>
+              <w:br/>
+            </w:r>
+            <w:r>
+              <w:rPr>
+                <w:rFonts w:ascii="Courier New" w:eastAsia="Courier New" w:hAnsi="Courier New"/>
+                <w:sz w:val="16"/>
+              </w:rPr>
+              <w:t>└── srecanje4/</w:t>
             </w:r>
           </w:p>
         </w:tc>
       </w:tr>
+    </w:tbl>
+    <w:p/>
+    <w:p>
+      <w:pPr>
+        <w:pStyle w:val="Heading2"/>
+      </w:pPr>
+      <w:r>
+        <w:t>3.2 Uporabljeni Git ukazi</w:t>
+      </w:r>
+    </w:p>
+    <w:p>
+      <w:r>
+        <w:t>Za pripravo lokalnega repozitorija, povezavo z GitHubom ter dodajanje nove verzije sem uporabil naslednje ukaze.</w:t>
+      </w:r>
+    </w:p>
+    <w:tbl>
+      <w:tblPr>
+        <w:tblW w:w="0" w:type="auto"/>
+        <w:jc w:val="center"/>
+        <w:tblLook w:val="04A0" w:firstRow="1" w:lastRow="0" w:firstColumn="1" w:lastColumn="0" w:noHBand="0" w:noVBand="1"/>
+      </w:tblPr>
+      <w:tblGrid>
+        <w:gridCol w:w="10080"/>
+      </w:tblGrid>
       <w:tr>
         <w:trPr>
           <w:jc w:val="center"/>
         </w:trPr>
         <w:tc>
           <w:tcPr>
-            <w:tcW w:w="2835" w:type="dxa"/>
-            <w:tcMar>
-              <w:top w:w="80" w:type="dxa"/>
-              <w:left w:w="120" w:type="dxa"/>
-              <w:bottom w:w="80" w:type="dxa"/>
-              <w:right w:w="120" w:type="dxa"/>
-            </w:tcMar>
-            <w:vAlign w:val="center"/>
+            <w:tcW w:w="10080" w:type="dxa"/>
+            <w:shd w:val="clear" w:color="auto" w:fill="F2F2F2"/>
           </w:tcPr>
           <w:p>
             <w:pPr>
-              <w:spacing w:after="0" w:line="240" w:lineRule="auto"/>
+              <w:spacing w:after="0"/>
             </w:pPr>
             <w:r>
               <w:rPr>
-                <w:sz w:val="20"/>
-              </w:rPr>
-              <w:t>srecanje3</w:t>
+                <w:rFonts w:ascii="Courier New" w:eastAsia="Courier New" w:hAnsi="Courier New"/>
+                <w:sz w:val="16"/>
+              </w:rPr>
+              <w:lastRenderedPageBreak/>
+              <w:t># 1. Ustvarjanje lokalne mape in podmap</w:t>
+            </w:r>
+            <w:r>
+              <w:br/>
+            </w:r>
+            <w:r>
+              <w:rPr>
+                <w:rFonts w:ascii="Courier New" w:eastAsia="Courier New" w:hAnsi="Courier New"/>
+                <w:sz w:val="16"/>
+              </w:rPr>
+              <w:t>mkdir velkov_michel</w:t>
+            </w:r>
+            <w:r>
+              <w:br/>
+            </w:r>
+            <w:r>
+              <w:rPr>
+                <w:rFonts w:ascii="Courier New" w:eastAsia="Courier New" w:hAnsi="Courier New"/>
+                <w:sz w:val="16"/>
+              </w:rPr>
+              <w:t>cd velkov_michel</w:t>
+            </w:r>
+            <w:r>
+              <w:br/>
+            </w:r>
+            <w:r>
+              <w:rPr>
+                <w:rFonts w:ascii="Courier New" w:eastAsia="Courier New" w:hAnsi="Courier New"/>
+                <w:sz w:val="16"/>
+              </w:rPr>
+              <w:t>mkdir srecanje1</w:t>
+            </w:r>
+            <w:r>
+              <w:br/>
+            </w:r>
+            <w:r>
+              <w:rPr>
+                <w:rFonts w:ascii="Courier New" w:eastAsia="Courier New" w:hAnsi="Courier New"/>
+                <w:sz w:val="16"/>
+              </w:rPr>
+              <w:t>mkdir srecanje2</w:t>
+            </w:r>
+            <w:r>
+              <w:br/>
+            </w:r>
+            <w:r>
+              <w:rPr>
+                <w:rFonts w:ascii="Courier New" w:eastAsia="Courier New" w:hAnsi="Courier New"/>
+                <w:sz w:val="16"/>
+              </w:rPr>
+              <w:t>mkdir srecanje3</w:t>
+            </w:r>
+            <w:r>
+              <w:br/>
+            </w:r>
+            <w:r>
+              <w:rPr>
+                <w:rFonts w:ascii="Courier New" w:eastAsia="Courier New" w:hAnsi="Courier New"/>
+                <w:sz w:val="16"/>
+              </w:rPr>
+              <w:t>mkdir srecanje4</w:t>
+            </w:r>
+            <w:r>
+              <w:br/>
+            </w:r>
+            <w:r>
+              <w:br/>
+            </w:r>
+            <w:r>
+              <w:rPr>
+                <w:rFonts w:ascii="Courier New" w:eastAsia="Courier New" w:hAnsi="Courier New"/>
+                <w:sz w:val="16"/>
+              </w:rPr>
+              <w:t># 2. Inicializacija lokalnega repozitorija</w:t>
+            </w:r>
+            <w:r>
+              <w:br/>
+            </w:r>
+            <w:r>
+              <w:rPr>
+                <w:rFonts w:ascii="Courier New" w:eastAsia="Courier New" w:hAnsi="Courier New"/>
+                <w:sz w:val="16"/>
+              </w:rPr>
+              <w:t>git init</w:t>
+            </w:r>
+            <w:r>
+              <w:br/>
+            </w:r>
+            <w:r>
+              <w:br/>
+            </w:r>
+            <w:r>
+              <w:rPr>
+                <w:rFonts w:ascii="Courier New" w:eastAsia="Courier New" w:hAnsi="Courier New"/>
+                <w:sz w:val="16"/>
+              </w:rPr>
+              <w:t># 3. Nastavitev identitete avtorja (samo prvič)</w:t>
+            </w:r>
+            <w:r>
+              <w:br/>
+            </w:r>
+            <w:r>
+              <w:rPr>
+                <w:rFonts w:ascii="Courier New" w:eastAsia="Courier New" w:hAnsi="Courier New"/>
+                <w:sz w:val="16"/>
+              </w:rPr>
+              <w:t>git config --global user.name "Michel Velkov"</w:t>
+            </w:r>
+            <w:r>
+              <w:br/>
+            </w:r>
+            <w:r>
+              <w:rPr>
+                <w:rFonts w:ascii="Courier New" w:eastAsia="Courier New" w:hAnsi="Courier New"/>
+                <w:sz w:val="16"/>
+              </w:rPr>
+              <w:t>git config --global user.email "michel.velkov@gmail.com"</w:t>
+            </w:r>
+            <w:r>
+              <w:br/>
+            </w:r>
+            <w:r>
+              <w:br/>
+            </w:r>
+            <w:r>
+              <w:rPr>
+                <w:rFonts w:ascii="Courier New" w:eastAsia="Courier New" w:hAnsi="Courier New"/>
+                <w:sz w:val="16"/>
+              </w:rPr>
+              <w:t># 4. Dodajanje datotek in prvi commit</w:t>
+            </w:r>
+            <w:r>
+              <w:br/>
+            </w:r>
+            <w:r>
+              <w:rPr>
+                <w:rFonts w:ascii="Courier New" w:eastAsia="Courier New" w:hAnsi="Courier New"/>
+                <w:sz w:val="16"/>
+              </w:rPr>
+              <w:t>git add .</w:t>
+            </w:r>
+            <w:r>
+              <w:br/>
+            </w:r>
+            <w:r>
+              <w:rPr>
+                <w:rFonts w:ascii="Courier New" w:eastAsia="Courier New" w:hAnsi="Courier New"/>
+                <w:sz w:val="16"/>
+              </w:rPr>
+              <w:t>git commit -m "Prva verzija projekta"</w:t>
+            </w:r>
+            <w:r>
+              <w:br/>
+            </w:r>
+            <w:r>
+              <w:br/>
+            </w:r>
+            <w:r>
+              <w:rPr>
+                <w:rFonts w:ascii="Courier New" w:eastAsia="Courier New" w:hAnsi="Courier New"/>
+                <w:sz w:val="16"/>
+              </w:rPr>
+              <w:t># 5. Povezava z GitHub repozitorijem</w:t>
+            </w:r>
+            <w:r>
+              <w:br/>
+            </w:r>
+            <w:r>
+              <w:rPr>
+                <w:rFonts w:ascii="Courier New" w:eastAsia="Courier New" w:hAnsi="Courier New"/>
+                <w:sz w:val="16"/>
+              </w:rPr>
+              <w:t>git remote add origin https://github.com/almaVelkov2026/racunalnistvo-v-oblaku.git</w:t>
+            </w:r>
+            <w:r>
+              <w:br/>
+            </w:r>
+            <w:r>
+              <w:rPr>
+                <w:rFonts w:ascii="Courier New" w:eastAsia="Courier New" w:hAnsi="Courier New"/>
+                <w:sz w:val="16"/>
+              </w:rPr>
+              <w:t>git branch -M main</w:t>
+            </w:r>
+            <w:r>
+              <w:br/>
+            </w:r>
+            <w:r>
+              <w:rPr>
+                <w:rFonts w:ascii="Courier New" w:eastAsia="Courier New" w:hAnsi="Courier New"/>
+                <w:sz w:val="16"/>
+              </w:rPr>
+              <w:t>git push -u origin main</w:t>
+            </w:r>
+            <w:r>
+              <w:br/>
+            </w:r>
+            <w:r>
+              <w:br/>
+            </w:r>
+            <w:r>
+              <w:br/>
+            </w:r>
+            <w:r>
+              <w:rPr>
+                <w:rFonts w:ascii="Courier New" w:eastAsia="Courier New" w:hAnsi="Courier New"/>
+                <w:sz w:val="16"/>
+              </w:rPr>
+              <w:t># 6. Dodajanje nove vsebine v srecanje4, novi commit in push</w:t>
+            </w:r>
+            <w:r>
+              <w:br/>
+            </w:r>
+            <w:r>
+              <w:rPr>
+                <w:rFonts w:ascii="Courier New" w:eastAsia="Courier New" w:hAnsi="Courier New"/>
+                <w:sz w:val="16"/>
+              </w:rPr>
+              <w:t>git add .</w:t>
+            </w:r>
+            <w:r>
+              <w:br/>
+            </w:r>
+            <w:r>
+              <w:rPr>
+                <w:rFonts w:ascii="Courier New" w:eastAsia="Courier New" w:hAnsi="Courier New"/>
+                <w:sz w:val="16"/>
+              </w:rPr>
+              <w:t>git commit -m "Dodana vsebina za 4. domaco nalogo"</w:t>
+            </w:r>
+            <w:r>
+              <w:br/>
+            </w:r>
+            <w:r>
+              <w:rPr>
+                <w:rFonts w:ascii="Courier New" w:eastAsia="Courier New" w:hAnsi="Courier New"/>
+                <w:sz w:val="16"/>
+              </w:rPr>
+              <w:t>git push</w:t>
+            </w:r>
+          </w:p>
+        </w:tc>
+      </w:tr>
+    </w:tbl>
+    <w:p/>
+    <w:p>
+      <w:pPr>
+        <w:pStyle w:val="Heading2"/>
+      </w:pPr>
+      <w:r>
+        <w:t>3.3 Razporeditev vsebine po mapah</w:t>
+      </w:r>
+    </w:p>
+    <w:tbl>
+      <w:tblPr>
+        <w:tblStyle w:val="TableGrid"/>
+        <w:tblW w:w="0" w:type="auto"/>
+        <w:tblLook w:val="04A0" w:firstRow="1" w:lastRow="0" w:firstColumn="1" w:lastColumn="0" w:noHBand="0" w:noVBand="1"/>
+      </w:tblPr>
+      <w:tblGrid>
+        <w:gridCol w:w="5040"/>
+        <w:gridCol w:w="5040"/>
+      </w:tblGrid>
+      <w:tr>
+        <w:tc>
+          <w:tcPr>
+            <w:tcW w:w="5040" w:type="dxa"/>
+            <w:shd w:val="clear" w:color="auto" w:fill="4472C4"/>
+          </w:tcPr>
+          <w:p>
+            <w:r>
+              <w:rPr>
+                <w:b/>
+                <w:color w:val="FFFFFF"/>
+                <w:sz w:val="18"/>
+              </w:rPr>
+              <w:t>Mapa</w:t>
             </w:r>
           </w:p>
         </w:tc>
         <w:tc>
           <w:tcPr>
-            <w:tcW w:w="5953" w:type="dxa"/>
-            <w:tcMar>
-              <w:top w:w="80" w:type="dxa"/>
-              <w:left w:w="120" w:type="dxa"/>
-              <w:bottom w:w="80" w:type="dxa"/>
-              <w:right w:w="120" w:type="dxa"/>
-            </w:tcMar>
-            <w:vAlign w:val="center"/>
+            <w:tcW w:w="5040" w:type="dxa"/>
+            <w:shd w:val="clear" w:color="auto" w:fill="4472C4"/>
           </w:tcPr>
           <w:p>
-            <w:pPr>
-              <w:spacing w:after="0" w:line="240" w:lineRule="auto"/>
-            </w:pPr>
-            <w:r>
-              <w:rPr>
-                <w:sz w:val="20"/>
-              </w:rPr>
-              <w:t>Dokazila tretjega srečanja, na primer AWS CLI skripta, nova EC2 instanca in delujoča Apache stran.</w:t>
+            <w:r>
+              <w:rPr>
+                <w:b/>
+                <w:color w:val="FFFFFF"/>
+                <w:sz w:val="18"/>
+              </w:rPr>
+              <w:t>Vsebina</w:t>
             </w:r>
           </w:p>
         </w:tc>
       </w:tr>
+      <w:tr>
+        <w:tc>
+          <w:tcPr>
+            <w:tcW w:w="5040" w:type="dxa"/>
+          </w:tcPr>
+          <w:p>
+            <w:r>
+              <w:rPr>
+                <w:sz w:val="18"/>
+              </w:rPr>
+              <w:t>srecanje1</w:t>
+            </w:r>
+          </w:p>
+        </w:tc>
+        <w:tc>
+          <w:tcPr>
+            <w:tcW w:w="5040" w:type="dxa"/>
+          </w:tcPr>
+          <w:p>
+            <w:r>
+              <w:rPr>
+                <w:sz w:val="18"/>
+              </w:rPr>
+              <w:t>Dokazila prvega srečanja: VirtualBox, Debian Linux, IP naslov, Apache, SCP in spletna stran.</w:t>
+            </w:r>
+          </w:p>
+        </w:tc>
+      </w:tr>
+      <w:tr>
+        <w:tc>
+          <w:tcPr>
+            <w:tcW w:w="5040" w:type="dxa"/>
+          </w:tcPr>
+          <w:p>
+            <w:r>
+              <w:rPr>
+                <w:sz w:val="18"/>
+              </w:rPr>
+              <w:t>srecanje2</w:t>
+            </w:r>
+          </w:p>
+        </w:tc>
+        <w:tc>
+          <w:tcPr>
+            <w:tcW w:w="5040" w:type="dxa"/>
+          </w:tcPr>
+          <w:p>
+            <w:r>
+              <w:rPr>
+                <w:sz w:val="18"/>
+              </w:rPr>
+              <w:t>Dokazila drugega srečanja: EC2, SSH/OpenSSH, Security Group, Apache, SCP, MFA in stroškovna opozorila.</w:t>
+            </w:r>
+          </w:p>
+        </w:tc>
+      </w:tr>
+      <w:tr>
+        <w:tc>
+          <w:tcPr>
+            <w:tcW w:w="5040" w:type="dxa"/>
+          </w:tcPr>
+          <w:p>
+            <w:r>
+              <w:rPr>
+                <w:sz w:val="18"/>
+              </w:rPr>
+              <w:t>srecanje3</w:t>
+            </w:r>
+          </w:p>
+        </w:tc>
+        <w:tc>
+          <w:tcPr>
+            <w:tcW w:w="5040" w:type="dxa"/>
+          </w:tcPr>
+          <w:p>
+            <w:r>
+              <w:rPr>
+                <w:sz w:val="18"/>
+              </w:rPr>
+              <w:t>Dokazila tretjega srečanja: AWS CLI skripta, IAM/Policy razlage, EC2 instanca in delujoč Apache.</w:t>
+            </w:r>
+          </w:p>
+        </w:tc>
+      </w:tr>
+      <w:tr>
+        <w:tc>
+          <w:tcPr>
+            <w:tcW w:w="5040" w:type="dxa"/>
+          </w:tcPr>
+          <w:p>
+            <w:r>
+              <w:rPr>
+                <w:sz w:val="18"/>
+              </w:rPr>
+              <w:t>srecanje4</w:t>
+            </w:r>
+          </w:p>
+        </w:tc>
+        <w:tc>
+          <w:tcPr>
+            <w:tcW w:w="5040" w:type="dxa"/>
+          </w:tcPr>
+          <w:p>
+            <w:r>
+              <w:rPr>
+                <w:sz w:val="18"/>
+              </w:rPr>
+              <w:t>Dokazila četrte domače naloge: Git repozitorij, commiti, GitHub repozitorij, push in odgovori na vprašanja.</w:t>
+            </w:r>
+          </w:p>
+        </w:tc>
+      </w:tr>
+    </w:tbl>
+    <w:p>
+      <w:pPr>
+        <w:pStyle w:val="Heading2"/>
+      </w:pPr>
+      <w:r>
+        <w:t>3.4 Kloniranje in prenos sprememb iz GitHuba</w:t>
+      </w:r>
+    </w:p>
+    <w:p>
+      <w:r>
+        <w:t>Repozitorij iz GitHuba lahko prenesemo na drug računalnik z ukazom git clone. Če repozitorij že obstaja lokalno, uporabimo git pull za prenos najnovejših sprememb.</w:t>
+      </w:r>
+    </w:p>
+    <w:tbl>
+      <w:tblPr>
+        <w:tblW w:w="0" w:type="auto"/>
+        <w:jc w:val="center"/>
+        <w:tblLook w:val="04A0" w:firstRow="1" w:lastRow="0" w:firstColumn="1" w:lastColumn="0" w:noHBand="0" w:noVBand="1"/>
+      </w:tblPr>
+      <w:tblGrid>
+        <w:gridCol w:w="10080"/>
+      </w:tblGrid>
       <w:tr>
         <w:trPr>
           <w:jc w:val="center"/>
         </w:trPr>
         <w:tc>
           <w:tcPr>
-            <w:tcW w:w="2835" w:type="dxa"/>
-            <w:tcMar>
-              <w:top w:w="80" w:type="dxa"/>
-              <w:left w:w="120" w:type="dxa"/>
-              <w:bottom w:w="80" w:type="dxa"/>
-              <w:right w:w="120" w:type="dxa"/>
-            </w:tcMar>
-            <w:vAlign w:val="center"/>
+            <w:tcW w:w="10080" w:type="dxa"/>
+            <w:shd w:val="clear" w:color="auto" w:fill="F2F2F2"/>
           </w:tcPr>
           <w:p>
             <w:pPr>
-              <w:spacing w:after="0" w:line="240" w:lineRule="auto"/>
+              <w:spacing w:after="0"/>
             </w:pPr>
             <w:r>
               <w:rPr>
-                <w:sz w:val="20"/>
-              </w:rPr>
-              <w:t>srecanje4</w:t>
-            </w:r>
-          </w:p>
-        </w:tc>
-        <w:tc>
-          <w:tcPr>
-            <w:tcW w:w="5953" w:type="dxa"/>
-            <w:tcMar>
-              <w:top w:w="80" w:type="dxa"/>
-              <w:left w:w="120" w:type="dxa"/>
-              <w:bottom w:w="80" w:type="dxa"/>
-              <w:right w:w="120" w:type="dxa"/>
-            </w:tcMar>
-            <w:vAlign w:val="center"/>
-          </w:tcPr>
-          <w:p>
-            <w:pPr>
-              <w:spacing w:after="0" w:line="240" w:lineRule="auto"/>
-            </w:pPr>
-            <w:r>
-              <w:rPr>
-                <w:sz w:val="20"/>
-              </w:rPr>
-              <w:t>Dokazila četrte domače naloge: Git repozitorij, commiti, GitHub repozitorij, push in končna verzija oddaje.</w:t>
+                <w:rFonts w:ascii="Courier New" w:eastAsia="Courier New" w:hAnsi="Courier New"/>
+                <w:sz w:val="16"/>
+              </w:rPr>
+              <w:t>git clone https://github.com/almaVelkov2026/racunalnistvo-v-oblaku.git</w:t>
+            </w:r>
+            <w:r>
+              <w:br/>
+            </w:r>
+            <w:r>
+              <w:br/>
+            </w:r>
+            <w:r>
+              <w:rPr>
+                <w:rFonts w:ascii="Courier New" w:eastAsia="Courier New" w:hAnsi="Courier New"/>
+                <w:sz w:val="16"/>
+              </w:rPr>
+              <w:t>git pull</w:t>
             </w:r>
           </w:p>
         </w:tc>
       </w:tr>
     </w:tbl>
     <w:p/>
+    <w:p>
+      <w:pPr>
+        <w:pStyle w:val="Heading1"/>
+      </w:pPr>
+      <w:r>
+        <w:t>4. Študij gradiva 9123: What is Cloud Computing</w:t>
+      </w:r>
+    </w:p>
+    <w:p>
+      <w:r>
+        <w:t>Pri študiju gradiva sem se osredotočil na definicijo računalništva v oblaku, modele namestitve, ključne lastnosti oblaka, modele storitev, primere uporabe in primerjavo z arhitekturo podatkovnih centrov.</w:t>
+      </w:r>
+    </w:p>
+    <w:p>
+      <w:pPr>
+        <w:pStyle w:val="Heading2"/>
+      </w:pPr>
+      <w:r>
+        <w:lastRenderedPageBreak/>
+        <w:t>4.1 Povzetek gradiva</w:t>
+      </w:r>
+    </w:p>
+    <w:p>
+      <w:pPr>
+        <w:pStyle w:val="ListBullet"/>
+      </w:pPr>
+      <w:r>
+        <w:t>Računalništvo v oblaku je oddaljen virtualni nabor virov na zahtevo, ki ponuja compute, storage, database in network storitve.</w:t>
+      </w:r>
+    </w:p>
+    <w:p>
+      <w:pPr>
+        <w:pStyle w:val="ListBullet"/>
+      </w:pPr>
+      <w:r>
+        <w:t>Temelji na virtualizaciji, kjer hipervizor omogoča, da več virtualnih strojev uporablja isto fizično strojno opremo.</w:t>
+      </w:r>
+    </w:p>
+    <w:p>
+      <w:pPr>
+        <w:pStyle w:val="ListBullet"/>
+      </w:pPr>
+      <w:r>
+        <w:t>Osnovni modeli namestitve so public cloud, private cloud in hybrid cloud.</w:t>
+      </w:r>
+    </w:p>
+    <w:p>
+      <w:pPr>
+        <w:pStyle w:val="ListBullet"/>
+      </w:pPr>
+      <w:r>
+        <w:t>Ključne lastnosti so on-demand uporaba, skalabilnost, elastičnost, plačevanje po porabi, deljena infrastruktura in visoka razpoložljivost.</w:t>
+      </w:r>
+    </w:p>
+    <w:p>
+      <w:pPr>
+        <w:pStyle w:val="ListBullet"/>
+      </w:pPr>
+      <w:r>
+        <w:t>Najpogostejši modeli storitev so IaaS, PaaS in SaaS.</w:t>
+      </w:r>
+    </w:p>
+    <w:p>
+      <w:pPr>
+        <w:pStyle w:val="ListBullet"/>
+      </w:pPr>
+      <w:r>
+        <w:t>Pogosti primeri uporabe so web hosting, backup, disaster recovery, testna okolja, proof of concept, migracija produkcije in obdelava velikih količin podatkov.</w:t>
+      </w:r>
+    </w:p>
+    <w:p>
+      <w:pPr>
+        <w:pStyle w:val="Heading2"/>
+      </w:pPr>
+      <w:r>
+        <w:t>4.2 Manj razumljivi deli dokumenta</w:t>
+      </w:r>
+    </w:p>
+    <w:p>
+      <w:r>
+        <w:t>Med branjem sem označil spodnje manj razumljive dele in jih nato razjasnil z odgovori v naslednjem poglavju.</w:t>
+      </w:r>
+    </w:p>
+    <w:tbl>
+      <w:tblPr>
+        <w:tblStyle w:val="TableGrid"/>
+        <w:tblW w:w="0" w:type="auto"/>
+        <w:tblLook w:val="04A0" w:firstRow="1" w:lastRow="0" w:firstColumn="1" w:lastColumn="0" w:noHBand="0" w:noVBand="1"/>
+      </w:tblPr>
+      <w:tblGrid>
+        <w:gridCol w:w="2520"/>
+        <w:gridCol w:w="2520"/>
+        <w:gridCol w:w="2520"/>
+        <w:gridCol w:w="2520"/>
+      </w:tblGrid>
+      <w:tr>
+        <w:tc>
+          <w:tcPr>
+            <w:tcW w:w="2520" w:type="dxa"/>
+            <w:shd w:val="clear" w:color="auto" w:fill="4472C4"/>
+          </w:tcPr>
+          <w:p>
+            <w:r>
+              <w:rPr>
+                <w:b/>
+                <w:color w:val="FFFFFF"/>
+                <w:sz w:val="17"/>
+              </w:rPr>
+              <w:t>Zap. št.</w:t>
+            </w:r>
+          </w:p>
+        </w:tc>
+        <w:tc>
+          <w:tcPr>
+            <w:tcW w:w="2520" w:type="dxa"/>
+            <w:shd w:val="clear" w:color="auto" w:fill="4472C4"/>
+          </w:tcPr>
+          <w:p>
+            <w:r>
+              <w:rPr>
+                <w:b/>
+                <w:color w:val="FFFFFF"/>
+                <w:sz w:val="17"/>
+              </w:rPr>
+              <w:t>Stran</w:t>
+            </w:r>
+          </w:p>
+        </w:tc>
+        <w:tc>
+          <w:tcPr>
+            <w:tcW w:w="2520" w:type="dxa"/>
+            <w:shd w:val="clear" w:color="auto" w:fill="4472C4"/>
+          </w:tcPr>
+          <w:p>
+            <w:r>
+              <w:rPr>
+                <w:b/>
+                <w:color w:val="FFFFFF"/>
+                <w:sz w:val="17"/>
+              </w:rPr>
+              <w:t>Odsek</w:t>
+            </w:r>
+          </w:p>
+        </w:tc>
+        <w:tc>
+          <w:tcPr>
+            <w:tcW w:w="2520" w:type="dxa"/>
+            <w:shd w:val="clear" w:color="auto" w:fill="4472C4"/>
+          </w:tcPr>
+          <w:p>
+            <w:r>
+              <w:rPr>
+                <w:b/>
+                <w:color w:val="FFFFFF"/>
+                <w:sz w:val="17"/>
+              </w:rPr>
+              <w:t>Manj razumljiv del</w:t>
+            </w:r>
+          </w:p>
+        </w:tc>
+      </w:tr>
+      <w:tr>
+        <w:tc>
+          <w:tcPr>
+            <w:tcW w:w="2520" w:type="dxa"/>
+          </w:tcPr>
+          <w:p>
+            <w:r>
+              <w:rPr>
+                <w:sz w:val="17"/>
+              </w:rPr>
+              <w:t>1</w:t>
+            </w:r>
+          </w:p>
+        </w:tc>
+        <w:tc>
+          <w:tcPr>
+            <w:tcW w:w="2520" w:type="dxa"/>
+          </w:tcPr>
+          <w:p>
+            <w:r>
+              <w:rPr>
+                <w:sz w:val="17"/>
+              </w:rPr>
+              <w:t>3</w:t>
+            </w:r>
+          </w:p>
+        </w:tc>
+        <w:tc>
+          <w:tcPr>
+            <w:tcW w:w="2520" w:type="dxa"/>
+          </w:tcPr>
+          <w:p>
+            <w:r>
+              <w:rPr>
+                <w:sz w:val="17"/>
+              </w:rPr>
+              <w:t>What is Cloud Computing</w:t>
+            </w:r>
+          </w:p>
+        </w:tc>
+        <w:tc>
+          <w:tcPr>
+            <w:tcW w:w="2520" w:type="dxa"/>
+          </w:tcPr>
+          <w:p>
+            <w:r>
+              <w:rPr>
+                <w:sz w:val="17"/>
+              </w:rPr>
+              <w:t>Definicija oblaka kot »remote virtual pool of on-demand shared resources«. Treba je razumeti, da gre za oddaljene virtualizirane vire, ki jih uporabnik dobi po potrebi.</w:t>
+            </w:r>
+          </w:p>
+        </w:tc>
+      </w:tr>
+      <w:tr>
+        <w:tc>
+          <w:tcPr>
+            <w:tcW w:w="2520" w:type="dxa"/>
+          </w:tcPr>
+          <w:p>
+            <w:r>
+              <w:rPr>
+                <w:sz w:val="17"/>
+              </w:rPr>
+              <w:t>2</w:t>
+            </w:r>
+          </w:p>
+        </w:tc>
+        <w:tc>
+          <w:tcPr>
+            <w:tcW w:w="2520" w:type="dxa"/>
+          </w:tcPr>
+          <w:p>
+            <w:r>
+              <w:rPr>
+                <w:sz w:val="17"/>
+              </w:rPr>
+              <w:t>5</w:t>
+            </w:r>
+          </w:p>
+        </w:tc>
+        <w:tc>
+          <w:tcPr>
+            <w:tcW w:w="2520" w:type="dxa"/>
+          </w:tcPr>
+          <w:p>
+            <w:r>
+              <w:rPr>
+                <w:sz w:val="17"/>
+              </w:rPr>
+              <w:t>Cloud Deployment Models</w:t>
+            </w:r>
+          </w:p>
+        </w:tc>
+        <w:tc>
+          <w:tcPr>
+            <w:tcW w:w="2520" w:type="dxa"/>
+          </w:tcPr>
+          <w:p>
+            <w:r>
+              <w:rPr>
+                <w:sz w:val="17"/>
+              </w:rPr>
+              <w:t>Razlika med public, private in hybrid cloud ter kdaj bi izbrali posamezen model.</w:t>
+            </w:r>
+          </w:p>
+        </w:tc>
+      </w:tr>
+      <w:tr>
+        <w:tc>
+          <w:tcPr>
+            <w:tcW w:w="2520" w:type="dxa"/>
+          </w:tcPr>
+          <w:p>
+            <w:r>
+              <w:rPr>
+                <w:sz w:val="17"/>
+              </w:rPr>
+              <w:t>3</w:t>
+            </w:r>
+          </w:p>
+        </w:tc>
+        <w:tc>
+          <w:tcPr>
+            <w:tcW w:w="2520" w:type="dxa"/>
+          </w:tcPr>
+          <w:p>
+            <w:r>
+              <w:rPr>
+                <w:sz w:val="17"/>
+              </w:rPr>
+              <w:t>7</w:t>
+            </w:r>
+          </w:p>
+        </w:tc>
+        <w:tc>
+          <w:tcPr>
+            <w:tcW w:w="2520" w:type="dxa"/>
+          </w:tcPr>
+          <w:p>
+            <w:r>
+              <w:rPr>
+                <w:sz w:val="17"/>
+              </w:rPr>
+              <w:t>Key Cloud Concepts</w:t>
+            </w:r>
+          </w:p>
+        </w:tc>
+        <w:tc>
+          <w:tcPr>
+            <w:tcW w:w="2520" w:type="dxa"/>
+          </w:tcPr>
+          <w:p>
+            <w:r>
+              <w:rPr>
+                <w:sz w:val="17"/>
+              </w:rPr>
+              <w:t>Razlika med skaliranjem up/down in in/out. Pri up/down spremenimo moč ene instance, pri in/out pa število instanc.</w:t>
+            </w:r>
+          </w:p>
+        </w:tc>
+      </w:tr>
+      <w:tr>
+        <w:tc>
+          <w:tcPr>
+            <w:tcW w:w="2520" w:type="dxa"/>
+          </w:tcPr>
+          <w:p>
+            <w:r>
+              <w:rPr>
+                <w:sz w:val="17"/>
+              </w:rPr>
+              <w:t>4</w:t>
+            </w:r>
+          </w:p>
+        </w:tc>
+        <w:tc>
+          <w:tcPr>
+            <w:tcW w:w="2520" w:type="dxa"/>
+          </w:tcPr>
+          <w:p>
+            <w:r>
+              <w:rPr>
+                <w:sz w:val="17"/>
+              </w:rPr>
+              <w:t>9</w:t>
+            </w:r>
+          </w:p>
+        </w:tc>
+        <w:tc>
+          <w:tcPr>
+            <w:tcW w:w="2520" w:type="dxa"/>
+          </w:tcPr>
+          <w:p>
+            <w:r>
+              <w:rPr>
+                <w:sz w:val="17"/>
+              </w:rPr>
+              <w:t>Cloud Service Models</w:t>
+            </w:r>
+          </w:p>
+        </w:tc>
+        <w:tc>
+          <w:tcPr>
+            <w:tcW w:w="2520" w:type="dxa"/>
+          </w:tcPr>
+          <w:p>
+            <w:r>
+              <w:rPr>
+                <w:sz w:val="17"/>
+              </w:rPr>
+              <w:t>Razlika med IaaS, PaaS in SaaS, ker vsak model pomeni drugačen obseg odgovornosti uporabnika in ponudnika.</w:t>
+            </w:r>
+          </w:p>
+        </w:tc>
+      </w:tr>
+      <w:tr>
+        <w:tc>
+          <w:tcPr>
+            <w:tcW w:w="2520" w:type="dxa"/>
+          </w:tcPr>
+          <w:p>
+            <w:r>
+              <w:rPr>
+                <w:sz w:val="17"/>
+              </w:rPr>
+              <w:t>5</w:t>
+            </w:r>
+          </w:p>
+        </w:tc>
+        <w:tc>
+          <w:tcPr>
+            <w:tcW w:w="2520" w:type="dxa"/>
+          </w:tcPr>
+          <w:p>
+            <w:r>
+              <w:rPr>
+                <w:sz w:val="17"/>
+              </w:rPr>
+              <w:t>14</w:t>
+            </w:r>
+          </w:p>
+        </w:tc>
+        <w:tc>
+          <w:tcPr>
+            <w:tcW w:w="2520" w:type="dxa"/>
+          </w:tcPr>
+          <w:p>
+            <w:r>
+              <w:rPr>
+                <w:sz w:val="17"/>
+              </w:rPr>
+              <w:t>How Data Centre architecture is reflected within Cloud</w:t>
+            </w:r>
+          </w:p>
+        </w:tc>
+        <w:tc>
+          <w:tcPr>
+            <w:tcW w:w="2520" w:type="dxa"/>
+          </w:tcPr>
+          <w:p>
+            <w:r>
+              <w:rPr>
+                <w:sz w:val="17"/>
+              </w:rPr>
+              <w:t>Kako so fizični routerji, switchi in požarni zidovi v oblaku nadomeščeni z virtualnimi omrežji, route tables, ACL in security groups.</w:t>
+            </w:r>
+          </w:p>
+        </w:tc>
+      </w:tr>
+    </w:tbl>
+    <w:p>
+      <w:pPr>
+        <w:pStyle w:val="Heading2"/>
+      </w:pPr>
+      <w:r>
+        <w:t>4.3 Vprašanja in odgovori iz gradiva</w:t>
+      </w:r>
+    </w:p>
+    <w:tbl>
+      <w:tblPr>
+        <w:tblStyle w:val="TableGrid"/>
+        <w:tblW w:w="0" w:type="auto"/>
+        <w:tblLook w:val="04A0" w:firstRow="1" w:lastRow="0" w:firstColumn="1" w:lastColumn="0" w:noHBand="0" w:noVBand="1"/>
+      </w:tblPr>
+      <w:tblGrid>
+        <w:gridCol w:w="3360"/>
+        <w:gridCol w:w="3360"/>
+        <w:gridCol w:w="3360"/>
+      </w:tblGrid>
+      <w:tr>
+        <w:tc>
+          <w:tcPr>
+            <w:tcW w:w="3360" w:type="dxa"/>
+            <w:shd w:val="clear" w:color="auto" w:fill="4472C4"/>
+          </w:tcPr>
+          <w:p>
+            <w:r>
+              <w:rPr>
+                <w:b/>
+                <w:color w:val="FFFFFF"/>
+                <w:sz w:val="17"/>
+              </w:rPr>
+              <w:t>Zap. št.</w:t>
+            </w:r>
+          </w:p>
+        </w:tc>
+        <w:tc>
+          <w:tcPr>
+            <w:tcW w:w="3360" w:type="dxa"/>
+            <w:shd w:val="clear" w:color="auto" w:fill="4472C4"/>
+          </w:tcPr>
+          <w:p>
+            <w:r>
+              <w:rPr>
+                <w:b/>
+                <w:color w:val="FFFFFF"/>
+                <w:sz w:val="17"/>
+              </w:rPr>
+              <w:t>Vprašanje</w:t>
+            </w:r>
+          </w:p>
+        </w:tc>
+        <w:tc>
+          <w:tcPr>
+            <w:tcW w:w="3360" w:type="dxa"/>
+            <w:shd w:val="clear" w:color="auto" w:fill="4472C4"/>
+          </w:tcPr>
+          <w:p>
+            <w:r>
+              <w:rPr>
+                <w:b/>
+                <w:color w:val="FFFFFF"/>
+                <w:sz w:val="17"/>
+              </w:rPr>
+              <w:t>Odgovor</w:t>
+            </w:r>
+          </w:p>
+        </w:tc>
+      </w:tr>
+      <w:tr>
+        <w:tc>
+          <w:tcPr>
+            <w:tcW w:w="3360" w:type="dxa"/>
+          </w:tcPr>
+          <w:p>
+            <w:r>
+              <w:rPr>
+                <w:sz w:val="17"/>
+              </w:rPr>
+              <w:t>1</w:t>
+            </w:r>
+          </w:p>
+        </w:tc>
+        <w:tc>
+          <w:tcPr>
+            <w:tcW w:w="3360" w:type="dxa"/>
+          </w:tcPr>
+          <w:p>
+            <w:r>
+              <w:rPr>
+                <w:sz w:val="17"/>
+              </w:rPr>
+              <w:t>Kaj pomeni, da so viri v oblaku »on-demand«?</w:t>
+            </w:r>
+          </w:p>
+        </w:tc>
+        <w:tc>
+          <w:tcPr>
+            <w:tcW w:w="3360" w:type="dxa"/>
+          </w:tcPr>
+          <w:p>
+            <w:r>
+              <w:rPr>
+                <w:sz w:val="17"/>
+              </w:rPr>
+              <w:t>To pomeni, da uporabnik vir ustvari oziroma pridobi takrat, ko ga potrebuje. Ni treba čakati na nakup, montažo in konfiguracijo fizične opreme.</w:t>
+            </w:r>
+          </w:p>
+        </w:tc>
+      </w:tr>
+      <w:tr>
+        <w:tc>
+          <w:tcPr>
+            <w:tcW w:w="3360" w:type="dxa"/>
+          </w:tcPr>
+          <w:p>
+            <w:r>
+              <w:rPr>
+                <w:sz w:val="17"/>
+              </w:rPr>
+              <w:t>2</w:t>
+            </w:r>
+          </w:p>
+        </w:tc>
+        <w:tc>
+          <w:tcPr>
+            <w:tcW w:w="3360" w:type="dxa"/>
+          </w:tcPr>
+          <w:p>
+            <w:r>
+              <w:rPr>
+                <w:sz w:val="17"/>
+              </w:rPr>
+              <w:t>Kakšna je razlika med compute, storage, database in network viri?</w:t>
+            </w:r>
+          </w:p>
+        </w:tc>
+        <w:tc>
+          <w:tcPr>
+            <w:tcW w:w="3360" w:type="dxa"/>
+          </w:tcPr>
+          <w:p>
+            <w:r>
+              <w:rPr>
+                <w:sz w:val="17"/>
+              </w:rPr>
+              <w:t>Compute pomeni procesorsko moč in pomnilnik za izvajanje programov, storage pomeni shranjevanje datotek, database pomeni strukturirane podatke, network pa povezljivost med viri.</w:t>
+            </w:r>
+          </w:p>
+        </w:tc>
+      </w:tr>
+      <w:tr>
+        <w:tc>
+          <w:tcPr>
+            <w:tcW w:w="3360" w:type="dxa"/>
+          </w:tcPr>
+          <w:p>
+            <w:r>
+              <w:rPr>
+                <w:sz w:val="17"/>
+              </w:rPr>
+              <w:t>3</w:t>
+            </w:r>
+          </w:p>
+        </w:tc>
+        <w:tc>
+          <w:tcPr>
+            <w:tcW w:w="3360" w:type="dxa"/>
+          </w:tcPr>
+          <w:p>
+            <w:r>
+              <w:rPr>
+                <w:sz w:val="17"/>
+              </w:rPr>
+              <w:t>Zakaj je virtualizacija pomembna za oblak?</w:t>
+            </w:r>
+          </w:p>
+        </w:tc>
+        <w:tc>
+          <w:tcPr>
+            <w:tcW w:w="3360" w:type="dxa"/>
+          </w:tcPr>
+          <w:p>
+            <w:r>
+              <w:rPr>
+                <w:sz w:val="17"/>
+              </w:rPr>
+              <w:t>Virtualizacija omogoča, da več virtualnih strojev teče na isti fizični opremi. S tem se oprema bolje izkoristi, uporabniki pa dobijo ločena okolja.</w:t>
+            </w:r>
+          </w:p>
+        </w:tc>
+      </w:tr>
+      <w:tr>
+        <w:tc>
+          <w:tcPr>
+            <w:tcW w:w="3360" w:type="dxa"/>
+          </w:tcPr>
+          <w:p>
+            <w:r>
+              <w:rPr>
+                <w:sz w:val="17"/>
+              </w:rPr>
+              <w:t>4</w:t>
+            </w:r>
+          </w:p>
+        </w:tc>
+        <w:tc>
+          <w:tcPr>
+            <w:tcW w:w="3360" w:type="dxa"/>
+          </w:tcPr>
+          <w:p>
+            <w:r>
+              <w:rPr>
+                <w:sz w:val="17"/>
+              </w:rPr>
+              <w:t>Kaj je razlika med IaaS in SaaS?</w:t>
+            </w:r>
+          </w:p>
+        </w:tc>
+        <w:tc>
+          <w:tcPr>
+            <w:tcW w:w="3360" w:type="dxa"/>
+          </w:tcPr>
+          <w:p>
+            <w:r>
+              <w:rPr>
+                <w:sz w:val="17"/>
+              </w:rPr>
+              <w:t>Pri IaaS uporabnik dobi infrastrukturo in sam upravlja operacijski sistem ter programe. Pri SaaS uporabnik uporablja že pripravljeno aplikacijo prek interneta.</w:t>
+            </w:r>
+          </w:p>
+        </w:tc>
+      </w:tr>
+      <w:tr>
+        <w:tc>
+          <w:tcPr>
+            <w:tcW w:w="3360" w:type="dxa"/>
+          </w:tcPr>
+          <w:p>
+            <w:r>
+              <w:rPr>
+                <w:sz w:val="17"/>
+              </w:rPr>
+              <w:t>5</w:t>
+            </w:r>
+          </w:p>
+        </w:tc>
+        <w:tc>
+          <w:tcPr>
+            <w:tcW w:w="3360" w:type="dxa"/>
+          </w:tcPr>
+          <w:p>
+            <w:r>
+              <w:rPr>
+                <w:sz w:val="17"/>
+              </w:rPr>
+              <w:t>Zakaj je varnost v oblaku deljena odgovornost?</w:t>
+            </w:r>
+          </w:p>
+        </w:tc>
+        <w:tc>
+          <w:tcPr>
+            <w:tcW w:w="3360" w:type="dxa"/>
+          </w:tcPr>
+          <w:p>
+            <w:r>
+              <w:rPr>
+                <w:sz w:val="17"/>
+              </w:rPr>
+              <w:t xml:space="preserve">Ponudnik varuje fizično infrastrukturo in osnovne storitve, uporabnik pa mora pravilno nastaviti dostop, gesla, pravice, omrežna pravila in varnost svojih </w:t>
+            </w:r>
+            <w:r>
+              <w:rPr>
+                <w:sz w:val="17"/>
+              </w:rPr>
+              <w:lastRenderedPageBreak/>
+              <w:t>podatkov.</w:t>
+            </w:r>
+          </w:p>
+        </w:tc>
+      </w:tr>
+    </w:tbl>
+    <w:p>
+      <w:pPr>
+        <w:pStyle w:val="Heading1"/>
+      </w:pPr>
+      <w:r>
+        <w:lastRenderedPageBreak/>
+        <w:t>5. Odgovori na obvezna vprašanja</w:t>
+      </w:r>
+    </w:p>
+    <w:p>
+      <w:pPr>
+        <w:pStyle w:val="Heading2"/>
+      </w:pPr>
+      <w:r>
+        <w:t>5.1 Kateri model oblačne storitve uporabljata EC2 in GitHub?</w:t>
+      </w:r>
+    </w:p>
+    <w:p>
+      <w:r>
+        <w:t>EC2 uporablja model IaaS (Infrastructure as a Service), ker uporabnik dobi virtualni računalnik oziroma infrastrukturo v oblaku. AWS skrbi za fizično strojno opremo, podatkovni center, hipervizor in osnovno infrastrukturo, uporabnik pa izbira operacijski sistem, velikost instance, disk, varnostna pravila in programsko opremo.</w:t>
+      </w:r>
+    </w:p>
+    <w:p>
+      <w:r>
+        <w:t>GitHub uporablja model SaaS (Software as a Service), ker je že pripravljena spletna aplikacija za gostovanje Git repozitorijev, sodelovanje, pregled sprememb in verzioniranje. Uporabnik ne namešča in ne upravlja GitHub strežnikov.</w:t>
+      </w:r>
+    </w:p>
+    <w:p>
+      <w:r>
+        <w:t>Virtualni računalnik iz prvega srečanja ni oblačna storitev. Nameščen je bil lokalno na mojem računalniku v VirtualBoxu. Za fizično strojno opremo, elektriko, omrežje, disk in vzdrževanje sem odgovoren sam, storitev pa ni bila ponujena prek interneta kot del javnega oblaka.</w:t>
+      </w:r>
+    </w:p>
+    <w:p>
+      <w:pPr>
+        <w:pStyle w:val="Heading2"/>
+      </w:pPr>
+      <w:r>
+        <w:t>5.2 Kategorije virov pri EC2 in GitHub</w:t>
+      </w:r>
+    </w:p>
+    <w:p>
+      <w:r>
+        <w:t>EC2 sodi predvsem v kategorijo compute, ker omogoča izvajanje virtualnega strežnika z določeno procesorsko močjo, RAM-om in omrežno povezavo. Poleg compute uporablja tudi storage, na primer EBS disk, in network vire, na primer VPC, subnet in javni IP naslov.</w:t>
+      </w:r>
+    </w:p>
+    <w:p>
+      <w:r>
+        <w:t>GitHub je najbližje kategoriji storage in collaboration, ker hrani izvorno kodo, zgodovino sprememb, commite, dokumentacijo in repozitorije. Ker v danih kategorijah ni posebej navedena kategorija za sodelovanje, ga uvrstim predvsem med storage, hkrati pa ga razumem kot SaaS storitev za sodelovanje.</w:t>
+      </w:r>
+    </w:p>
+    <w:p>
+      <w:pPr>
+        <w:pStyle w:val="Heading2"/>
+      </w:pPr>
+      <w:r>
+        <w:t>5.3 Uvrstitev med IaaS, PaaS in SaaS</w:t>
+      </w:r>
+    </w:p>
+    <w:tbl>
+      <w:tblPr>
+        <w:tblStyle w:val="TableGrid"/>
+        <w:tblW w:w="0" w:type="auto"/>
+        <w:tblLook w:val="04A0" w:firstRow="1" w:lastRow="0" w:firstColumn="1" w:lastColumn="0" w:noHBand="0" w:noVBand="1"/>
+      </w:tblPr>
+      <w:tblGrid>
+        <w:gridCol w:w="3360"/>
+        <w:gridCol w:w="3360"/>
+        <w:gridCol w:w="3360"/>
+      </w:tblGrid>
+      <w:tr>
+        <w:tc>
+          <w:tcPr>
+            <w:tcW w:w="3360" w:type="dxa"/>
+            <w:shd w:val="clear" w:color="auto" w:fill="4472C4"/>
+          </w:tcPr>
+          <w:p>
+            <w:r>
+              <w:rPr>
+                <w:b/>
+                <w:color w:val="FFFFFF"/>
+                <w:sz w:val="18"/>
+              </w:rPr>
+              <w:t>Storitev</w:t>
+            </w:r>
+          </w:p>
+        </w:tc>
+        <w:tc>
+          <w:tcPr>
+            <w:tcW w:w="3360" w:type="dxa"/>
+            <w:shd w:val="clear" w:color="auto" w:fill="4472C4"/>
+          </w:tcPr>
+          <w:p>
+            <w:r>
+              <w:rPr>
+                <w:b/>
+                <w:color w:val="FFFFFF"/>
+                <w:sz w:val="18"/>
+              </w:rPr>
+              <w:t>Model</w:t>
+            </w:r>
+          </w:p>
+        </w:tc>
+        <w:tc>
+          <w:tcPr>
+            <w:tcW w:w="3360" w:type="dxa"/>
+            <w:shd w:val="clear" w:color="auto" w:fill="4472C4"/>
+          </w:tcPr>
+          <w:p>
+            <w:r>
+              <w:rPr>
+                <w:b/>
+                <w:color w:val="FFFFFF"/>
+                <w:sz w:val="18"/>
+              </w:rPr>
+              <w:t>Razlaga</w:t>
+            </w:r>
+          </w:p>
+        </w:tc>
+      </w:tr>
+      <w:tr>
+        <w:tc>
+          <w:tcPr>
+            <w:tcW w:w="3360" w:type="dxa"/>
+          </w:tcPr>
+          <w:p>
+            <w:r>
+              <w:rPr>
+                <w:sz w:val="18"/>
+              </w:rPr>
+              <w:t>EC2</w:t>
+            </w:r>
+          </w:p>
+        </w:tc>
+        <w:tc>
+          <w:tcPr>
+            <w:tcW w:w="3360" w:type="dxa"/>
+          </w:tcPr>
+          <w:p>
+            <w:r>
+              <w:rPr>
+                <w:sz w:val="18"/>
+              </w:rPr>
+              <w:t>IaaS</w:t>
+            </w:r>
+          </w:p>
+        </w:tc>
+        <w:tc>
+          <w:tcPr>
+            <w:tcW w:w="3360" w:type="dxa"/>
+          </w:tcPr>
+          <w:p>
+            <w:r>
+              <w:rPr>
+                <w:sz w:val="18"/>
+              </w:rPr>
+              <w:t>Uporabnik dobi infrastrukturo v obliki virtualnega računalnika in sam upravlja OS, programe in nastavitve.</w:t>
+            </w:r>
+          </w:p>
+        </w:tc>
+      </w:tr>
+      <w:tr>
+        <w:tc>
+          <w:tcPr>
+            <w:tcW w:w="3360" w:type="dxa"/>
+          </w:tcPr>
+          <w:p>
+            <w:r>
+              <w:rPr>
+                <w:sz w:val="18"/>
+              </w:rPr>
+              <w:t>GitHub</w:t>
+            </w:r>
+          </w:p>
+        </w:tc>
+        <w:tc>
+          <w:tcPr>
+            <w:tcW w:w="3360" w:type="dxa"/>
+          </w:tcPr>
+          <w:p>
+            <w:r>
+              <w:rPr>
+                <w:sz w:val="18"/>
+              </w:rPr>
+              <w:t>SaaS</w:t>
+            </w:r>
+          </w:p>
+        </w:tc>
+        <w:tc>
+          <w:tcPr>
+            <w:tcW w:w="3360" w:type="dxa"/>
+          </w:tcPr>
+          <w:p>
+            <w:r>
+              <w:rPr>
+                <w:sz w:val="18"/>
+              </w:rPr>
+              <w:t>Uporabnik uporablja že pripravljeno aplikacijo za Git repozitorije in sodelovanje prek interneta.</w:t>
+            </w:r>
+          </w:p>
+        </w:tc>
+      </w:tr>
+      <w:tr>
+        <w:tc>
+          <w:tcPr>
+            <w:tcW w:w="3360" w:type="dxa"/>
+          </w:tcPr>
+          <w:p>
+            <w:r>
+              <w:rPr>
+                <w:sz w:val="18"/>
+              </w:rPr>
+              <w:t>Lokalni VM</w:t>
+            </w:r>
+          </w:p>
+        </w:tc>
+        <w:tc>
+          <w:tcPr>
+            <w:tcW w:w="3360" w:type="dxa"/>
+          </w:tcPr>
+          <w:p>
+            <w:r>
+              <w:rPr>
+                <w:sz w:val="18"/>
+              </w:rPr>
+              <w:t>Ni cloud service model</w:t>
+            </w:r>
+          </w:p>
+        </w:tc>
+        <w:tc>
+          <w:tcPr>
+            <w:tcW w:w="3360" w:type="dxa"/>
+          </w:tcPr>
+          <w:p>
+            <w:r>
+              <w:rPr>
+                <w:sz w:val="18"/>
+              </w:rPr>
+              <w:t>Gre za lokalno virtualizacijo, ne za oblačno storitev ponudnika.</w:t>
+            </w:r>
+          </w:p>
+        </w:tc>
+      </w:tr>
+    </w:tbl>
+    <w:p>
+      <w:pPr>
+        <w:pStyle w:val="Heading2"/>
+      </w:pPr>
+      <w:r>
+        <w:t>5.4 Primeri uporabe storitev EC2 in GitHub</w:t>
+      </w:r>
+    </w:p>
+    <w:tbl>
+      <w:tblPr>
+        <w:tblStyle w:val="TableGrid"/>
+        <w:tblW w:w="0" w:type="auto"/>
+        <w:tblLook w:val="04A0" w:firstRow="1" w:lastRow="0" w:firstColumn="1" w:lastColumn="0" w:noHBand="0" w:noVBand="1"/>
+      </w:tblPr>
+      <w:tblGrid>
+        <w:gridCol w:w="5040"/>
+        <w:gridCol w:w="5040"/>
+      </w:tblGrid>
+      <w:tr>
+        <w:tc>
+          <w:tcPr>
+            <w:tcW w:w="5040" w:type="dxa"/>
+            <w:shd w:val="clear" w:color="auto" w:fill="4472C4"/>
+          </w:tcPr>
+          <w:p>
+            <w:r>
+              <w:rPr>
+                <w:b/>
+                <w:color w:val="FFFFFF"/>
+                <w:sz w:val="18"/>
+              </w:rPr>
+              <w:t>Storitev</w:t>
+            </w:r>
+          </w:p>
+        </w:tc>
+        <w:tc>
+          <w:tcPr>
+            <w:tcW w:w="5040" w:type="dxa"/>
+            <w:shd w:val="clear" w:color="auto" w:fill="4472C4"/>
+          </w:tcPr>
+          <w:p>
+            <w:r>
+              <w:rPr>
+                <w:b/>
+                <w:color w:val="FFFFFF"/>
+                <w:sz w:val="18"/>
+              </w:rPr>
+              <w:t>Primeri uporabe</w:t>
+            </w:r>
+          </w:p>
+        </w:tc>
+      </w:tr>
+      <w:tr>
+        <w:tc>
+          <w:tcPr>
+            <w:tcW w:w="5040" w:type="dxa"/>
+          </w:tcPr>
+          <w:p>
+            <w:r>
+              <w:rPr>
+                <w:sz w:val="18"/>
+              </w:rPr>
+              <w:t>EC2</w:t>
+            </w:r>
+          </w:p>
+        </w:tc>
+        <w:tc>
+          <w:tcPr>
+            <w:tcW w:w="5040" w:type="dxa"/>
+          </w:tcPr>
+          <w:p>
+            <w:r>
+              <w:rPr>
+                <w:sz w:val="18"/>
+              </w:rPr>
+              <w:t>gostovanje spletnega strežnika ali spletne aplikacije; testno okolje za učenje Linuxa, Apache, PHP ali baze; proof of concept; razvojno okolje.</w:t>
+            </w:r>
+          </w:p>
+        </w:tc>
+      </w:tr>
+      <w:tr>
+        <w:tc>
+          <w:tcPr>
+            <w:tcW w:w="5040" w:type="dxa"/>
+          </w:tcPr>
+          <w:p>
+            <w:r>
+              <w:rPr>
+                <w:sz w:val="18"/>
+              </w:rPr>
+              <w:t>GitHub</w:t>
+            </w:r>
+          </w:p>
+        </w:tc>
+        <w:tc>
+          <w:tcPr>
+            <w:tcW w:w="5040" w:type="dxa"/>
+          </w:tcPr>
+          <w:p>
+            <w:r>
+              <w:rPr>
+                <w:sz w:val="18"/>
+              </w:rPr>
+              <w:t>verzioniranje izvorne kode; shranjevanje dokumentacije; sodelovanje več članov ekipe; varnostna kopija repozitorija; oddaja vaj in dokazov o delu.</w:t>
+            </w:r>
+          </w:p>
+        </w:tc>
+      </w:tr>
+    </w:tbl>
     <w:p>
       <w:r>
         <w:br w:type="page"/>
@@ -1024,1165 +2417,31 @@
     </w:p>
     <w:p>
       <w:pPr>
-        <w:spacing w:before="280" w:after="100" w:line="252" w:lineRule="auto"/>
+        <w:pStyle w:val="Heading1"/>
       </w:pPr>
       <w:r>
-        <w:rPr>
-          <w:b/>
-          <w:color w:val="1F4E79"/>
-          <w:sz w:val="28"/>
-        </w:rPr>
         <w:lastRenderedPageBreak/>
-        <w:t>2. Branje dokumenta 9123</w:t>
+        <w:t>6. Priloge in dokazila</w:t>
+      </w:r>
+    </w:p>
+    <w:p>
+      <w:r>
+        <w:t>V tem delu so prikazana dokazila iz praktične izvedbe. Ohranil sem obstoječe slike iz prvotnega dokumenta.</w:t>
       </w:r>
     </w:p>
     <w:p>
       <w:pPr>
-        <w:spacing w:after="120"/>
-      </w:pPr>
-      <w:r>
-        <w:t>Med branjem dokumenta sem označil manj razumljive dele besedila in pripravil vprašanja z odgovori. Spodaj je urejen pregled z zapisom strani, odseka, vprašanja in odgovora.</w:t>
-      </w:r>
-    </w:p>
-    <w:p>
-      <w:pPr>
-        <w:spacing w:before="160" w:after="100" w:line="252" w:lineRule="auto"/>
+        <w:jc w:val="center"/>
       </w:pPr>
       <w:r>
         <w:rPr>
-          <w:b/>
-          <w:color w:val="373737"/>
-          <w:sz w:val="24"/>
+          <w:noProof/>
         </w:rPr>
-        <w:t>2.1 Manj razumljivi deli dokumenta</w:t>
-      </w:r>
-    </w:p>
-    <w:tbl>
-      <w:tblPr>
-        <w:tblW w:w="0" w:type="auto"/>
-        <w:jc w:val="center"/>
-        <w:tblBorders>
-          <w:top w:val="single" w:sz="8" w:space="0" w:color="A9B7C6"/>
-          <w:left w:val="single" w:sz="8" w:space="0" w:color="A9B7C6"/>
-          <w:bottom w:val="single" w:sz="8" w:space="0" w:color="A9B7C6"/>
-          <w:right w:val="single" w:sz="8" w:space="0" w:color="A9B7C6"/>
-          <w:insideH w:val="single" w:sz="8" w:space="0" w:color="A9B7C6"/>
-          <w:insideV w:val="single" w:sz="8" w:space="0" w:color="A9B7C6"/>
-        </w:tblBorders>
-        <w:tblLayout w:type="fixed"/>
-        <w:tblLook w:val="04A0" w:firstRow="1" w:lastRow="0" w:firstColumn="1" w:lastColumn="0" w:noHBand="0" w:noVBand="1"/>
-      </w:tblPr>
-      <w:tblGrid>
-        <w:gridCol w:w="850"/>
-        <w:gridCol w:w="1134"/>
-        <w:gridCol w:w="1814"/>
-        <w:gridCol w:w="5272"/>
-      </w:tblGrid>
-      <w:tr>
-        <w:trPr>
-          <w:jc w:val="center"/>
-        </w:trPr>
-        <w:tc>
-          <w:tcPr>
-            <w:tcW w:w="850" w:type="dxa"/>
-            <w:shd w:val="clear" w:color="auto" w:fill="D9EAF7"/>
-            <w:tcMar>
-              <w:top w:w="100" w:type="dxa"/>
-              <w:left w:w="110" w:type="dxa"/>
-              <w:bottom w:w="100" w:type="dxa"/>
-              <w:right w:w="110" w:type="dxa"/>
-            </w:tcMar>
-          </w:tcPr>
-          <w:p>
-            <w:pPr>
-              <w:spacing w:after="0" w:line="240" w:lineRule="auto"/>
-            </w:pPr>
-            <w:r>
-              <w:rPr>
-                <w:b/>
-                <w:sz w:val="20"/>
-              </w:rPr>
-              <w:t>Zap. št.</w:t>
-            </w:r>
-          </w:p>
-        </w:tc>
-        <w:tc>
-          <w:tcPr>
-            <w:tcW w:w="1134" w:type="dxa"/>
-            <w:shd w:val="clear" w:color="auto" w:fill="D9EAF7"/>
-            <w:tcMar>
-              <w:top w:w="100" w:type="dxa"/>
-              <w:left w:w="110" w:type="dxa"/>
-              <w:bottom w:w="100" w:type="dxa"/>
-              <w:right w:w="110" w:type="dxa"/>
-            </w:tcMar>
-          </w:tcPr>
-          <w:p>
-            <w:pPr>
-              <w:spacing w:after="0" w:line="240" w:lineRule="auto"/>
-            </w:pPr>
-            <w:r>
-              <w:rPr>
-                <w:b/>
-                <w:sz w:val="20"/>
-              </w:rPr>
-              <w:t>Stran</w:t>
-            </w:r>
-          </w:p>
-        </w:tc>
-        <w:tc>
-          <w:tcPr>
-            <w:tcW w:w="1814" w:type="dxa"/>
-            <w:shd w:val="clear" w:color="auto" w:fill="D9EAF7"/>
-            <w:tcMar>
-              <w:top w:w="100" w:type="dxa"/>
-              <w:left w:w="110" w:type="dxa"/>
-              <w:bottom w:w="100" w:type="dxa"/>
-              <w:right w:w="110" w:type="dxa"/>
-            </w:tcMar>
-          </w:tcPr>
-          <w:p>
-            <w:pPr>
-              <w:spacing w:after="0" w:line="240" w:lineRule="auto"/>
-            </w:pPr>
-            <w:r>
-              <w:rPr>
-                <w:b/>
-                <w:sz w:val="20"/>
-              </w:rPr>
-              <w:t>Odsek</w:t>
-            </w:r>
-          </w:p>
-        </w:tc>
-        <w:tc>
-          <w:tcPr>
-            <w:tcW w:w="5272" w:type="dxa"/>
-            <w:shd w:val="clear" w:color="auto" w:fill="D9EAF7"/>
-            <w:tcMar>
-              <w:top w:w="100" w:type="dxa"/>
-              <w:left w:w="110" w:type="dxa"/>
-              <w:bottom w:w="100" w:type="dxa"/>
-              <w:right w:w="110" w:type="dxa"/>
-            </w:tcMar>
-          </w:tcPr>
-          <w:p>
-            <w:pPr>
-              <w:spacing w:after="0" w:line="240" w:lineRule="auto"/>
-            </w:pPr>
-            <w:r>
-              <w:rPr>
-                <w:b/>
-                <w:sz w:val="20"/>
-              </w:rPr>
-              <w:t>Manj razumljiv del</w:t>
-            </w:r>
-          </w:p>
-        </w:tc>
-      </w:tr>
-      <w:tr>
-        <w:trPr>
-          <w:jc w:val="center"/>
-        </w:trPr>
-        <w:tc>
-          <w:tcPr>
-            <w:tcW w:w="850" w:type="dxa"/>
-            <w:tcMar>
-              <w:top w:w="120" w:type="dxa"/>
-              <w:left w:w="110" w:type="dxa"/>
-              <w:bottom w:w="220" w:type="dxa"/>
-              <w:right w:w="110" w:type="dxa"/>
-            </w:tcMar>
-            <w:vAlign w:val="center"/>
-          </w:tcPr>
-          <w:p>
-            <w:pPr>
-              <w:spacing w:after="0" w:line="240" w:lineRule="auto"/>
-            </w:pPr>
-            <w:r>
-              <w:rPr>
-                <w:sz w:val="20"/>
-              </w:rPr>
-              <w:t>1</w:t>
-            </w:r>
-          </w:p>
-        </w:tc>
-        <w:tc>
-          <w:tcPr>
-            <w:tcW w:w="1134" w:type="dxa"/>
-            <w:tcMar>
-              <w:top w:w="120" w:type="dxa"/>
-              <w:left w:w="110" w:type="dxa"/>
-              <w:bottom w:w="220" w:type="dxa"/>
-              <w:right w:w="110" w:type="dxa"/>
-            </w:tcMar>
-            <w:vAlign w:val="center"/>
-          </w:tcPr>
-          <w:p>
-            <w:pPr>
-              <w:spacing w:after="0" w:line="240" w:lineRule="auto"/>
-            </w:pPr>
-          </w:p>
-        </w:tc>
-        <w:tc>
-          <w:tcPr>
-            <w:tcW w:w="1814" w:type="dxa"/>
-            <w:tcMar>
-              <w:top w:w="120" w:type="dxa"/>
-              <w:left w:w="110" w:type="dxa"/>
-              <w:bottom w:w="220" w:type="dxa"/>
-              <w:right w:w="110" w:type="dxa"/>
-            </w:tcMar>
-            <w:vAlign w:val="center"/>
-          </w:tcPr>
-          <w:p>
-            <w:pPr>
-              <w:spacing w:after="0" w:line="240" w:lineRule="auto"/>
-            </w:pPr>
-          </w:p>
-        </w:tc>
-        <w:tc>
-          <w:tcPr>
-            <w:tcW w:w="5272" w:type="dxa"/>
-            <w:tcMar>
-              <w:top w:w="120" w:type="dxa"/>
-              <w:left w:w="110" w:type="dxa"/>
-              <w:bottom w:w="220" w:type="dxa"/>
-              <w:right w:w="110" w:type="dxa"/>
-            </w:tcMar>
-            <w:vAlign w:val="center"/>
-          </w:tcPr>
-          <w:p>
-            <w:pPr>
-              <w:spacing w:after="0" w:line="240" w:lineRule="auto"/>
-            </w:pPr>
-          </w:p>
-        </w:tc>
-      </w:tr>
-      <w:tr>
-        <w:trPr>
-          <w:jc w:val="center"/>
-        </w:trPr>
-        <w:tc>
-          <w:tcPr>
-            <w:tcW w:w="850" w:type="dxa"/>
-            <w:tcMar>
-              <w:top w:w="120" w:type="dxa"/>
-              <w:left w:w="110" w:type="dxa"/>
-              <w:bottom w:w="220" w:type="dxa"/>
-              <w:right w:w="110" w:type="dxa"/>
-            </w:tcMar>
-            <w:vAlign w:val="center"/>
-          </w:tcPr>
-          <w:p>
-            <w:pPr>
-              <w:spacing w:after="0" w:line="240" w:lineRule="auto"/>
-            </w:pPr>
-            <w:r>
-              <w:rPr>
-                <w:sz w:val="20"/>
-              </w:rPr>
-              <w:t>2</w:t>
-            </w:r>
-          </w:p>
-        </w:tc>
-        <w:tc>
-          <w:tcPr>
-            <w:tcW w:w="1134" w:type="dxa"/>
-            <w:tcMar>
-              <w:top w:w="120" w:type="dxa"/>
-              <w:left w:w="110" w:type="dxa"/>
-              <w:bottom w:w="220" w:type="dxa"/>
-              <w:right w:w="110" w:type="dxa"/>
-            </w:tcMar>
-            <w:vAlign w:val="center"/>
-          </w:tcPr>
-          <w:p>
-            <w:pPr>
-              <w:spacing w:after="0" w:line="240" w:lineRule="auto"/>
-            </w:pPr>
-          </w:p>
-        </w:tc>
-        <w:tc>
-          <w:tcPr>
-            <w:tcW w:w="1814" w:type="dxa"/>
-            <w:tcMar>
-              <w:top w:w="120" w:type="dxa"/>
-              <w:left w:w="110" w:type="dxa"/>
-              <w:bottom w:w="220" w:type="dxa"/>
-              <w:right w:w="110" w:type="dxa"/>
-            </w:tcMar>
-            <w:vAlign w:val="center"/>
-          </w:tcPr>
-          <w:p>
-            <w:pPr>
-              <w:spacing w:after="0" w:line="240" w:lineRule="auto"/>
-            </w:pPr>
-          </w:p>
-        </w:tc>
-        <w:tc>
-          <w:tcPr>
-            <w:tcW w:w="5272" w:type="dxa"/>
-            <w:tcMar>
-              <w:top w:w="120" w:type="dxa"/>
-              <w:left w:w="110" w:type="dxa"/>
-              <w:bottom w:w="220" w:type="dxa"/>
-              <w:right w:w="110" w:type="dxa"/>
-            </w:tcMar>
-            <w:vAlign w:val="center"/>
-          </w:tcPr>
-          <w:p>
-            <w:pPr>
-              <w:spacing w:after="0" w:line="240" w:lineRule="auto"/>
-            </w:pPr>
-          </w:p>
-        </w:tc>
-      </w:tr>
-      <w:tr>
-        <w:trPr>
-          <w:jc w:val="center"/>
-        </w:trPr>
-        <w:tc>
-          <w:tcPr>
-            <w:tcW w:w="850" w:type="dxa"/>
-            <w:tcMar>
-              <w:top w:w="120" w:type="dxa"/>
-              <w:left w:w="110" w:type="dxa"/>
-              <w:bottom w:w="220" w:type="dxa"/>
-              <w:right w:w="110" w:type="dxa"/>
-            </w:tcMar>
-            <w:vAlign w:val="center"/>
-          </w:tcPr>
-          <w:p>
-            <w:pPr>
-              <w:spacing w:after="0" w:line="240" w:lineRule="auto"/>
-            </w:pPr>
-            <w:r>
-              <w:rPr>
-                <w:sz w:val="20"/>
-              </w:rPr>
-              <w:t>3</w:t>
-            </w:r>
-          </w:p>
-        </w:tc>
-        <w:tc>
-          <w:tcPr>
-            <w:tcW w:w="1134" w:type="dxa"/>
-            <w:tcMar>
-              <w:top w:w="120" w:type="dxa"/>
-              <w:left w:w="110" w:type="dxa"/>
-              <w:bottom w:w="220" w:type="dxa"/>
-              <w:right w:w="110" w:type="dxa"/>
-            </w:tcMar>
-            <w:vAlign w:val="center"/>
-          </w:tcPr>
-          <w:p>
-            <w:pPr>
-              <w:spacing w:after="0" w:line="240" w:lineRule="auto"/>
-            </w:pPr>
-          </w:p>
-        </w:tc>
-        <w:tc>
-          <w:tcPr>
-            <w:tcW w:w="1814" w:type="dxa"/>
-            <w:tcMar>
-              <w:top w:w="120" w:type="dxa"/>
-              <w:left w:w="110" w:type="dxa"/>
-              <w:bottom w:w="220" w:type="dxa"/>
-              <w:right w:w="110" w:type="dxa"/>
-            </w:tcMar>
-            <w:vAlign w:val="center"/>
-          </w:tcPr>
-          <w:p>
-            <w:pPr>
-              <w:spacing w:after="0" w:line="240" w:lineRule="auto"/>
-            </w:pPr>
-          </w:p>
-        </w:tc>
-        <w:tc>
-          <w:tcPr>
-            <w:tcW w:w="5272" w:type="dxa"/>
-            <w:tcMar>
-              <w:top w:w="120" w:type="dxa"/>
-              <w:left w:w="110" w:type="dxa"/>
-              <w:bottom w:w="220" w:type="dxa"/>
-              <w:right w:w="110" w:type="dxa"/>
-            </w:tcMar>
-            <w:vAlign w:val="center"/>
-          </w:tcPr>
-          <w:p>
-            <w:pPr>
-              <w:spacing w:after="0" w:line="240" w:lineRule="auto"/>
-            </w:pPr>
-          </w:p>
-        </w:tc>
-      </w:tr>
-      <w:tr>
-        <w:trPr>
-          <w:jc w:val="center"/>
-        </w:trPr>
-        <w:tc>
-          <w:tcPr>
-            <w:tcW w:w="850" w:type="dxa"/>
-            <w:tcMar>
-              <w:top w:w="120" w:type="dxa"/>
-              <w:left w:w="110" w:type="dxa"/>
-              <w:bottom w:w="220" w:type="dxa"/>
-              <w:right w:w="110" w:type="dxa"/>
-            </w:tcMar>
-            <w:vAlign w:val="center"/>
-          </w:tcPr>
-          <w:p>
-            <w:pPr>
-              <w:spacing w:after="0" w:line="240" w:lineRule="auto"/>
-            </w:pPr>
-            <w:r>
-              <w:rPr>
-                <w:sz w:val="20"/>
-              </w:rPr>
-              <w:t>4</w:t>
-            </w:r>
-          </w:p>
-        </w:tc>
-        <w:tc>
-          <w:tcPr>
-            <w:tcW w:w="1134" w:type="dxa"/>
-            <w:tcMar>
-              <w:top w:w="120" w:type="dxa"/>
-              <w:left w:w="110" w:type="dxa"/>
-              <w:bottom w:w="220" w:type="dxa"/>
-              <w:right w:w="110" w:type="dxa"/>
-            </w:tcMar>
-            <w:vAlign w:val="center"/>
-          </w:tcPr>
-          <w:p>
-            <w:pPr>
-              <w:spacing w:after="0" w:line="240" w:lineRule="auto"/>
-            </w:pPr>
-          </w:p>
-        </w:tc>
-        <w:tc>
-          <w:tcPr>
-            <w:tcW w:w="1814" w:type="dxa"/>
-            <w:tcMar>
-              <w:top w:w="120" w:type="dxa"/>
-              <w:left w:w="110" w:type="dxa"/>
-              <w:bottom w:w="220" w:type="dxa"/>
-              <w:right w:w="110" w:type="dxa"/>
-            </w:tcMar>
-            <w:vAlign w:val="center"/>
-          </w:tcPr>
-          <w:p>
-            <w:pPr>
-              <w:spacing w:after="0" w:line="240" w:lineRule="auto"/>
-            </w:pPr>
-          </w:p>
-        </w:tc>
-        <w:tc>
-          <w:tcPr>
-            <w:tcW w:w="5272" w:type="dxa"/>
-            <w:tcMar>
-              <w:top w:w="120" w:type="dxa"/>
-              <w:left w:w="110" w:type="dxa"/>
-              <w:bottom w:w="220" w:type="dxa"/>
-              <w:right w:w="110" w:type="dxa"/>
-            </w:tcMar>
-            <w:vAlign w:val="center"/>
-          </w:tcPr>
-          <w:p>
-            <w:pPr>
-              <w:spacing w:after="0" w:line="240" w:lineRule="auto"/>
-            </w:pPr>
-          </w:p>
-        </w:tc>
-      </w:tr>
-      <w:tr>
-        <w:trPr>
-          <w:jc w:val="center"/>
-        </w:trPr>
-        <w:tc>
-          <w:tcPr>
-            <w:tcW w:w="850" w:type="dxa"/>
-            <w:tcMar>
-              <w:top w:w="120" w:type="dxa"/>
-              <w:left w:w="110" w:type="dxa"/>
-              <w:bottom w:w="220" w:type="dxa"/>
-              <w:right w:w="110" w:type="dxa"/>
-            </w:tcMar>
-            <w:vAlign w:val="center"/>
-          </w:tcPr>
-          <w:p>
-            <w:pPr>
-              <w:spacing w:after="0" w:line="240" w:lineRule="auto"/>
-            </w:pPr>
-            <w:r>
-              <w:rPr>
-                <w:sz w:val="20"/>
-              </w:rPr>
-              <w:t>5</w:t>
-            </w:r>
-          </w:p>
-        </w:tc>
-        <w:tc>
-          <w:tcPr>
-            <w:tcW w:w="1134" w:type="dxa"/>
-            <w:tcMar>
-              <w:top w:w="120" w:type="dxa"/>
-              <w:left w:w="110" w:type="dxa"/>
-              <w:bottom w:w="220" w:type="dxa"/>
-              <w:right w:w="110" w:type="dxa"/>
-            </w:tcMar>
-            <w:vAlign w:val="center"/>
-          </w:tcPr>
-          <w:p>
-            <w:pPr>
-              <w:spacing w:after="0" w:line="240" w:lineRule="auto"/>
-            </w:pPr>
-          </w:p>
-        </w:tc>
-        <w:tc>
-          <w:tcPr>
-            <w:tcW w:w="1814" w:type="dxa"/>
-            <w:tcMar>
-              <w:top w:w="120" w:type="dxa"/>
-              <w:left w:w="110" w:type="dxa"/>
-              <w:bottom w:w="220" w:type="dxa"/>
-              <w:right w:w="110" w:type="dxa"/>
-            </w:tcMar>
-            <w:vAlign w:val="center"/>
-          </w:tcPr>
-          <w:p>
-            <w:pPr>
-              <w:spacing w:after="0" w:line="240" w:lineRule="auto"/>
-            </w:pPr>
-          </w:p>
-        </w:tc>
-        <w:tc>
-          <w:tcPr>
-            <w:tcW w:w="5272" w:type="dxa"/>
-            <w:tcMar>
-              <w:top w:w="120" w:type="dxa"/>
-              <w:left w:w="110" w:type="dxa"/>
-              <w:bottom w:w="220" w:type="dxa"/>
-              <w:right w:w="110" w:type="dxa"/>
-            </w:tcMar>
-            <w:vAlign w:val="center"/>
-          </w:tcPr>
-          <w:p>
-            <w:pPr>
-              <w:spacing w:after="0" w:line="240" w:lineRule="auto"/>
-            </w:pPr>
-          </w:p>
-        </w:tc>
-      </w:tr>
-    </w:tbl>
-    <w:p/>
-    <w:p>
-      <w:pPr>
-        <w:spacing w:before="160" w:after="100" w:line="252" w:lineRule="auto"/>
-      </w:pPr>
-      <w:r>
-        <w:rPr>
-          <w:b/>
-          <w:color w:val="373737"/>
-          <w:sz w:val="24"/>
-        </w:rPr>
-        <w:t>2.2 Vprašanja in odgovori</w:t>
-      </w:r>
-    </w:p>
-    <w:tbl>
-      <w:tblPr>
-        <w:tblW w:w="0" w:type="auto"/>
-        <w:jc w:val="center"/>
-        <w:tblBorders>
-          <w:top w:val="single" w:sz="8" w:space="0" w:color="A9B7C6"/>
-          <w:left w:val="single" w:sz="8" w:space="0" w:color="A9B7C6"/>
-          <w:bottom w:val="single" w:sz="8" w:space="0" w:color="A9B7C6"/>
-          <w:right w:val="single" w:sz="8" w:space="0" w:color="A9B7C6"/>
-          <w:insideH w:val="single" w:sz="8" w:space="0" w:color="A9B7C6"/>
-          <w:insideV w:val="single" w:sz="8" w:space="0" w:color="A9B7C6"/>
-        </w:tblBorders>
-        <w:tblLayout w:type="fixed"/>
-        <w:tblLook w:val="04A0" w:firstRow="1" w:lastRow="0" w:firstColumn="1" w:lastColumn="0" w:noHBand="0" w:noVBand="1"/>
-      </w:tblPr>
-      <w:tblGrid>
-        <w:gridCol w:w="850"/>
-        <w:gridCol w:w="3685"/>
-        <w:gridCol w:w="4535"/>
-      </w:tblGrid>
-      <w:tr>
-        <w:trPr>
-          <w:jc w:val="center"/>
-        </w:trPr>
-        <w:tc>
-          <w:tcPr>
-            <w:tcW w:w="850" w:type="dxa"/>
-            <w:shd w:val="clear" w:color="auto" w:fill="D9EAF7"/>
-            <w:tcMar>
-              <w:top w:w="100" w:type="dxa"/>
-              <w:left w:w="110" w:type="dxa"/>
-              <w:bottom w:w="100" w:type="dxa"/>
-              <w:right w:w="110" w:type="dxa"/>
-            </w:tcMar>
-          </w:tcPr>
-          <w:p>
-            <w:pPr>
-              <w:spacing w:after="0" w:line="240" w:lineRule="auto"/>
-            </w:pPr>
-            <w:r>
-              <w:rPr>
-                <w:b/>
-                <w:sz w:val="20"/>
-              </w:rPr>
-              <w:t>Zap. št.</w:t>
-            </w:r>
-          </w:p>
-        </w:tc>
-        <w:tc>
-          <w:tcPr>
-            <w:tcW w:w="3685" w:type="dxa"/>
-            <w:shd w:val="clear" w:color="auto" w:fill="D9EAF7"/>
-            <w:tcMar>
-              <w:top w:w="100" w:type="dxa"/>
-              <w:left w:w="110" w:type="dxa"/>
-              <w:bottom w:w="100" w:type="dxa"/>
-              <w:right w:w="110" w:type="dxa"/>
-            </w:tcMar>
-          </w:tcPr>
-          <w:p>
-            <w:pPr>
-              <w:spacing w:after="0" w:line="240" w:lineRule="auto"/>
-            </w:pPr>
-            <w:r>
-              <w:rPr>
-                <w:b/>
-                <w:sz w:val="20"/>
-              </w:rPr>
-              <w:t>Vprašanje</w:t>
-            </w:r>
-          </w:p>
-        </w:tc>
-        <w:tc>
-          <w:tcPr>
-            <w:tcW w:w="4535" w:type="dxa"/>
-            <w:shd w:val="clear" w:color="auto" w:fill="D9EAF7"/>
-            <w:tcMar>
-              <w:top w:w="100" w:type="dxa"/>
-              <w:left w:w="110" w:type="dxa"/>
-              <w:bottom w:w="100" w:type="dxa"/>
-              <w:right w:w="110" w:type="dxa"/>
-            </w:tcMar>
-          </w:tcPr>
-          <w:p>
-            <w:pPr>
-              <w:spacing w:after="0" w:line="240" w:lineRule="auto"/>
-            </w:pPr>
-            <w:r>
-              <w:rPr>
-                <w:b/>
-                <w:sz w:val="20"/>
-              </w:rPr>
-              <w:t>Odgovor</w:t>
-            </w:r>
-          </w:p>
-        </w:tc>
-      </w:tr>
-      <w:tr>
-        <w:trPr>
-          <w:jc w:val="center"/>
-        </w:trPr>
-        <w:tc>
-          <w:tcPr>
-            <w:tcW w:w="850" w:type="dxa"/>
-            <w:tcMar>
-              <w:top w:w="120" w:type="dxa"/>
-              <w:left w:w="110" w:type="dxa"/>
-              <w:bottom w:w="220" w:type="dxa"/>
-              <w:right w:w="110" w:type="dxa"/>
-            </w:tcMar>
-            <w:vAlign w:val="center"/>
-          </w:tcPr>
-          <w:p>
-            <w:pPr>
-              <w:spacing w:after="0" w:line="240" w:lineRule="auto"/>
-            </w:pPr>
-            <w:r>
-              <w:rPr>
-                <w:sz w:val="20"/>
-              </w:rPr>
-              <w:t>1</w:t>
-            </w:r>
-          </w:p>
-        </w:tc>
-        <w:tc>
-          <w:tcPr>
-            <w:tcW w:w="3685" w:type="dxa"/>
-            <w:tcMar>
-              <w:top w:w="120" w:type="dxa"/>
-              <w:left w:w="110" w:type="dxa"/>
-              <w:bottom w:w="220" w:type="dxa"/>
-              <w:right w:w="110" w:type="dxa"/>
-            </w:tcMar>
-            <w:vAlign w:val="center"/>
-          </w:tcPr>
-          <w:p>
-            <w:pPr>
-              <w:spacing w:after="0" w:line="240" w:lineRule="auto"/>
-            </w:pPr>
-          </w:p>
-        </w:tc>
-        <w:tc>
-          <w:tcPr>
-            <w:tcW w:w="4535" w:type="dxa"/>
-            <w:tcMar>
-              <w:top w:w="120" w:type="dxa"/>
-              <w:left w:w="110" w:type="dxa"/>
-              <w:bottom w:w="220" w:type="dxa"/>
-              <w:right w:w="110" w:type="dxa"/>
-            </w:tcMar>
-            <w:vAlign w:val="center"/>
-          </w:tcPr>
-          <w:p>
-            <w:pPr>
-              <w:spacing w:after="0" w:line="240" w:lineRule="auto"/>
-            </w:pPr>
-          </w:p>
-        </w:tc>
-      </w:tr>
-      <w:tr>
-        <w:trPr>
-          <w:jc w:val="center"/>
-        </w:trPr>
-        <w:tc>
-          <w:tcPr>
-            <w:tcW w:w="850" w:type="dxa"/>
-            <w:tcMar>
-              <w:top w:w="120" w:type="dxa"/>
-              <w:left w:w="110" w:type="dxa"/>
-              <w:bottom w:w="220" w:type="dxa"/>
-              <w:right w:w="110" w:type="dxa"/>
-            </w:tcMar>
-            <w:vAlign w:val="center"/>
-          </w:tcPr>
-          <w:p>
-            <w:pPr>
-              <w:spacing w:after="0" w:line="240" w:lineRule="auto"/>
-            </w:pPr>
-            <w:r>
-              <w:rPr>
-                <w:sz w:val="20"/>
-              </w:rPr>
-              <w:t>2</w:t>
-            </w:r>
-          </w:p>
-        </w:tc>
-        <w:tc>
-          <w:tcPr>
-            <w:tcW w:w="3685" w:type="dxa"/>
-            <w:tcMar>
-              <w:top w:w="120" w:type="dxa"/>
-              <w:left w:w="110" w:type="dxa"/>
-              <w:bottom w:w="220" w:type="dxa"/>
-              <w:right w:w="110" w:type="dxa"/>
-            </w:tcMar>
-            <w:vAlign w:val="center"/>
-          </w:tcPr>
-          <w:p>
-            <w:pPr>
-              <w:spacing w:after="0" w:line="240" w:lineRule="auto"/>
-            </w:pPr>
-          </w:p>
-        </w:tc>
-        <w:tc>
-          <w:tcPr>
-            <w:tcW w:w="4535" w:type="dxa"/>
-            <w:tcMar>
-              <w:top w:w="120" w:type="dxa"/>
-              <w:left w:w="110" w:type="dxa"/>
-              <w:bottom w:w="220" w:type="dxa"/>
-              <w:right w:w="110" w:type="dxa"/>
-            </w:tcMar>
-            <w:vAlign w:val="center"/>
-          </w:tcPr>
-          <w:p>
-            <w:pPr>
-              <w:spacing w:after="0" w:line="240" w:lineRule="auto"/>
-            </w:pPr>
-          </w:p>
-        </w:tc>
-      </w:tr>
-      <w:tr>
-        <w:trPr>
-          <w:jc w:val="center"/>
-        </w:trPr>
-        <w:tc>
-          <w:tcPr>
-            <w:tcW w:w="850" w:type="dxa"/>
-            <w:tcMar>
-              <w:top w:w="120" w:type="dxa"/>
-              <w:left w:w="110" w:type="dxa"/>
-              <w:bottom w:w="220" w:type="dxa"/>
-              <w:right w:w="110" w:type="dxa"/>
-            </w:tcMar>
-            <w:vAlign w:val="center"/>
-          </w:tcPr>
-          <w:p>
-            <w:pPr>
-              <w:spacing w:after="0" w:line="240" w:lineRule="auto"/>
-            </w:pPr>
-            <w:r>
-              <w:rPr>
-                <w:sz w:val="20"/>
-              </w:rPr>
-              <w:t>3</w:t>
-            </w:r>
-          </w:p>
-        </w:tc>
-        <w:tc>
-          <w:tcPr>
-            <w:tcW w:w="3685" w:type="dxa"/>
-            <w:tcMar>
-              <w:top w:w="120" w:type="dxa"/>
-              <w:left w:w="110" w:type="dxa"/>
-              <w:bottom w:w="220" w:type="dxa"/>
-              <w:right w:w="110" w:type="dxa"/>
-            </w:tcMar>
-            <w:vAlign w:val="center"/>
-          </w:tcPr>
-          <w:p>
-            <w:pPr>
-              <w:spacing w:after="0" w:line="240" w:lineRule="auto"/>
-            </w:pPr>
-          </w:p>
-        </w:tc>
-        <w:tc>
-          <w:tcPr>
-            <w:tcW w:w="4535" w:type="dxa"/>
-            <w:tcMar>
-              <w:top w:w="120" w:type="dxa"/>
-              <w:left w:w="110" w:type="dxa"/>
-              <w:bottom w:w="220" w:type="dxa"/>
-              <w:right w:w="110" w:type="dxa"/>
-            </w:tcMar>
-            <w:vAlign w:val="center"/>
-          </w:tcPr>
-          <w:p>
-            <w:pPr>
-              <w:spacing w:after="0" w:line="240" w:lineRule="auto"/>
-            </w:pPr>
-          </w:p>
-        </w:tc>
-      </w:tr>
-      <w:tr>
-        <w:trPr>
-          <w:jc w:val="center"/>
-        </w:trPr>
-        <w:tc>
-          <w:tcPr>
-            <w:tcW w:w="850" w:type="dxa"/>
-            <w:tcMar>
-              <w:top w:w="120" w:type="dxa"/>
-              <w:left w:w="110" w:type="dxa"/>
-              <w:bottom w:w="220" w:type="dxa"/>
-              <w:right w:w="110" w:type="dxa"/>
-            </w:tcMar>
-            <w:vAlign w:val="center"/>
-          </w:tcPr>
-          <w:p>
-            <w:pPr>
-              <w:spacing w:after="0" w:line="240" w:lineRule="auto"/>
-            </w:pPr>
-            <w:r>
-              <w:rPr>
-                <w:sz w:val="20"/>
-              </w:rPr>
-              <w:t>4</w:t>
-            </w:r>
-          </w:p>
-        </w:tc>
-        <w:tc>
-          <w:tcPr>
-            <w:tcW w:w="3685" w:type="dxa"/>
-            <w:tcMar>
-              <w:top w:w="120" w:type="dxa"/>
-              <w:left w:w="110" w:type="dxa"/>
-              <w:bottom w:w="220" w:type="dxa"/>
-              <w:right w:w="110" w:type="dxa"/>
-            </w:tcMar>
-            <w:vAlign w:val="center"/>
-          </w:tcPr>
-          <w:p>
-            <w:pPr>
-              <w:spacing w:after="0" w:line="240" w:lineRule="auto"/>
-            </w:pPr>
-          </w:p>
-        </w:tc>
-        <w:tc>
-          <w:tcPr>
-            <w:tcW w:w="4535" w:type="dxa"/>
-            <w:tcMar>
-              <w:top w:w="120" w:type="dxa"/>
-              <w:left w:w="110" w:type="dxa"/>
-              <w:bottom w:w="220" w:type="dxa"/>
-              <w:right w:w="110" w:type="dxa"/>
-            </w:tcMar>
-            <w:vAlign w:val="center"/>
-          </w:tcPr>
-          <w:p>
-            <w:pPr>
-              <w:spacing w:after="0" w:line="240" w:lineRule="auto"/>
-            </w:pPr>
-          </w:p>
-        </w:tc>
-      </w:tr>
-      <w:tr>
-        <w:trPr>
-          <w:jc w:val="center"/>
-        </w:trPr>
-        <w:tc>
-          <w:tcPr>
-            <w:tcW w:w="850" w:type="dxa"/>
-            <w:tcMar>
-              <w:top w:w="120" w:type="dxa"/>
-              <w:left w:w="110" w:type="dxa"/>
-              <w:bottom w:w="220" w:type="dxa"/>
-              <w:right w:w="110" w:type="dxa"/>
-            </w:tcMar>
-            <w:vAlign w:val="center"/>
-          </w:tcPr>
-          <w:p>
-            <w:pPr>
-              <w:spacing w:after="0" w:line="240" w:lineRule="auto"/>
-            </w:pPr>
-            <w:r>
-              <w:rPr>
-                <w:sz w:val="20"/>
-              </w:rPr>
-              <w:t>5</w:t>
-            </w:r>
-          </w:p>
-        </w:tc>
-        <w:tc>
-          <w:tcPr>
-            <w:tcW w:w="3685" w:type="dxa"/>
-            <w:tcMar>
-              <w:top w:w="120" w:type="dxa"/>
-              <w:left w:w="110" w:type="dxa"/>
-              <w:bottom w:w="220" w:type="dxa"/>
-              <w:right w:w="110" w:type="dxa"/>
-            </w:tcMar>
-            <w:vAlign w:val="center"/>
-          </w:tcPr>
-          <w:p>
-            <w:pPr>
-              <w:spacing w:after="0" w:line="240" w:lineRule="auto"/>
-            </w:pPr>
-          </w:p>
-        </w:tc>
-        <w:tc>
-          <w:tcPr>
-            <w:tcW w:w="4535" w:type="dxa"/>
-            <w:tcMar>
-              <w:top w:w="120" w:type="dxa"/>
-              <w:left w:w="110" w:type="dxa"/>
-              <w:bottom w:w="220" w:type="dxa"/>
-              <w:right w:w="110" w:type="dxa"/>
-            </w:tcMar>
-            <w:vAlign w:val="center"/>
-          </w:tcPr>
-          <w:p>
-            <w:pPr>
-              <w:spacing w:after="0" w:line="240" w:lineRule="auto"/>
-            </w:pPr>
-          </w:p>
-        </w:tc>
-      </w:tr>
-    </w:tbl>
-    <w:p/>
-    <w:p>
-      <w:pPr>
-        <w:spacing w:before="280" w:after="100" w:line="252" w:lineRule="auto"/>
-      </w:pPr>
-      <w:r>
-        <w:rPr>
-          <w:b/>
-          <w:color w:val="1F4E79"/>
-          <w:sz w:val="28"/>
-        </w:rPr>
-        <w:t>3. Odgovori na obvezna vprašanja</w:t>
-      </w:r>
-    </w:p>
-    <w:p>
-      <w:pPr>
-        <w:spacing w:before="160" w:after="100" w:line="252" w:lineRule="auto"/>
-      </w:pPr>
-      <w:r>
-        <w:rPr>
-          <w:b/>
-          <w:color w:val="373737"/>
-          <w:sz w:val="24"/>
-        </w:rPr>
-        <w:t>3.1 Kateri model oblačne storitve uporabljata EC2 in GitHub?</w:t>
-      </w:r>
-    </w:p>
-    <w:p>
-      <w:pPr>
-        <w:spacing w:after="120"/>
-      </w:pPr>
-      <w:r>
-        <w:t>Storitev EC2 uvrstimo v model IaaS (Infrastructure as a Service), ker uporabnik v oblaku dobi virtualni računalnik oziroma infrastrukturo, medtem ko za fizično opremo, hipervizor in osnovno omrežje skrbi ponudnik AWS. GitHub uvrstimo v model SaaS (Software as a Service), ker uporabnik uporablja že pripravljeno spletno storitev za gostovanje repozitorijev, sodelovanje in nadzor verzij.</w:t>
-      </w:r>
-    </w:p>
-    <w:p>
-      <w:pPr>
-        <w:spacing w:after="120"/>
-      </w:pPr>
-      <w:r>
-        <w:t xml:space="preserve">Virtualni računalnik, ki je bil nameščen lokalno na prvem srečanju, ni oblačna storitev. Gre za lokalno virtualizacijo na lastnem računalniku, kjer za strojno opremo, omrežje, električno energijo in vzdrževanje </w:t>
-      </w:r>
-      <w:r>
-        <w:lastRenderedPageBreak/>
-        <w:t>skrbi uporabnik sam. Tak sistem ni ponujen kot storitev prek interneta, zato ga ne štejemo med cloud storitve.</w:t>
-      </w:r>
-    </w:p>
-    <w:p>
-      <w:pPr>
-        <w:spacing w:before="160" w:after="100" w:line="252" w:lineRule="auto"/>
-      </w:pPr>
-      <w:r>
-        <w:rPr>
-          <w:b/>
-          <w:color w:val="373737"/>
-          <w:sz w:val="24"/>
-        </w:rPr>
-        <w:t>3.2 Kategorije virov pri storitvah EC2 in GitHub</w:t>
-      </w:r>
-    </w:p>
-    <w:p>
-      <w:pPr>
-        <w:spacing w:after="120"/>
-      </w:pPr>
-      <w:r>
-        <w:t>EC2 sodi predvsem v kategorijo compute, ker uporabniku zagotavlja procesorsko moč, delovni pomnilnik in izvajanje virtualnega računalnika. Pri tem uporablja tudi omrežje in trajni pomnilnik, vendar je njegova osnovna naloga računska obdelava.</w:t>
-      </w:r>
-    </w:p>
-    <w:p>
-      <w:pPr>
-        <w:spacing w:after="120"/>
-      </w:pPr>
-      <w:r>
-        <w:t>GitHub je glede na podane kategorije najbližje kategoriji storage, saj omogoča shranjevanje izvorne kode, zgodovine sprememb, različic datotek in projektne dokumentacije. Hkrati je GitHub tudi storitev za sodelovanje, vendar ga izmed navedenih virov najbolj ustrezno uvrstimo med shranjevanje podatkov.</w:t>
-      </w:r>
-    </w:p>
-    <w:p>
-      <w:pPr>
-        <w:spacing w:before="160" w:after="100" w:line="252" w:lineRule="auto"/>
-      </w:pPr>
-      <w:r>
-        <w:rPr>
-          <w:b/>
-          <w:color w:val="373737"/>
-          <w:sz w:val="24"/>
-        </w:rPr>
-        <w:t>3.3 Uvrstitev storitev med IaaS, PaaS in SaaS</w:t>
-      </w:r>
-    </w:p>
-    <w:p>
-      <w:pPr>
-        <w:spacing w:after="120"/>
-      </w:pPr>
-      <w:r>
-        <w:t>EC2 uvrstimo med IaaS, ker AWS ponuja infrastrukturo v obliki virtualnega računalnika, uporabnik pa sam izbira operacijski sistem, namešča programsko opremo in upravlja nastavitve v svoji instanci.</w:t>
-      </w:r>
-    </w:p>
-    <w:p>
-      <w:pPr>
-        <w:spacing w:after="120"/>
-      </w:pPr>
-      <w:r>
-        <w:t>GitHub uvrstimo med SaaS, ker uporabnik uporablja že zgrajeno in upravljano aplikacijo. Do storitve dostopa prek brskalnika ali Git odjemalca, brez upravljanja strežnikov in druge infrastrukture v ozadju.</w:t>
-      </w:r>
-    </w:p>
-    <w:p>
-      <w:pPr>
-        <w:spacing w:before="160" w:after="100" w:line="252" w:lineRule="auto"/>
-      </w:pPr>
-      <w:r>
-        <w:rPr>
-          <w:b/>
-          <w:color w:val="373737"/>
-          <w:sz w:val="24"/>
-        </w:rPr>
-        <w:t>3.4 Primeri uporabe storitev EC2 in GitHub</w:t>
-      </w:r>
-    </w:p>
-    <w:p>
-      <w:pPr>
-        <w:pStyle w:val="ListBullet"/>
-        <w:spacing w:after="40"/>
-      </w:pPr>
-      <w:r>
-        <w:t>EC2 lahko uporabimo za gostovanje spletnega strežnika ali spletne aplikacije.</w:t>
-      </w:r>
-    </w:p>
-    <w:p>
-      <w:pPr>
-        <w:pStyle w:val="ListBullet"/>
-        <w:spacing w:after="40"/>
-      </w:pPr>
-      <w:r>
-        <w:t>EC2 lahko uporabimo kot testno ali razvojno okolje za nameščanje in preverjanje strežniške programske opreme.</w:t>
-      </w:r>
-    </w:p>
-    <w:p>
-      <w:pPr>
-        <w:pStyle w:val="ListBullet"/>
-        <w:spacing w:after="40"/>
-      </w:pPr>
-      <w:r>
-        <w:t>GitHub lahko uporabimo za shranjevanje in verzioniranje izvorne kode projekta.</w:t>
-      </w:r>
-    </w:p>
-    <w:p>
-      <w:pPr>
-        <w:pStyle w:val="ListBullet"/>
-        <w:spacing w:after="40"/>
-      </w:pPr>
-      <w:r>
-        <w:t>GitHub lahko uporabimo za sodelovanje več članov ekipe pri skupnem projektu ter za varnostno kopijo repozitorija v oblaku.</w:t>
-      </w:r>
-    </w:p>
-    <w:p>
-      <w:pPr>
-        <w:spacing w:before="280" w:after="100" w:line="252" w:lineRule="auto"/>
-      </w:pPr>
-      <w:r>
-        <w:rPr>
-          <w:b/>
-          <w:color w:val="1F4E79"/>
-          <w:sz w:val="28"/>
-        </w:rPr>
-        <w:t>4. Priloge</w:t>
-      </w:r>
-    </w:p>
-    <w:p>
-      <w:pPr>
-        <w:spacing w:before="80" w:after="40" w:line="240" w:lineRule="auto"/>
-      </w:pPr>
-      <w:r>
-        <w:rPr>
-          <w:b/>
-          <w:sz w:val="20"/>
-        </w:rPr>
-        <w:t>Slika 1: Struktura mape priimek_ime</w:t>
-      </w:r>
-    </w:p>
-    <w:p>
-      <w:r>
         <w:drawing>
-          <wp:inline distT="0" distB="0" distL="0" distR="0" wp14:anchorId="7372F32E" wp14:editId="1BE8161D">
-            <wp:extent cx="5868219" cy="2705478"/>
+          <wp:inline distT="0" distB="0" distL="0" distR="0" wp14:anchorId="087CF841" wp14:editId="3D4C9C45">
+            <wp:extent cx="5120640" cy="2360815"/>
             <wp:effectExtent l="0" t="0" r="0" b="0"/>
-            <wp:docPr id="1642234203" name="Picture 1"/>
+            <wp:docPr id="1" name="Picture 1"/>
             <wp:cNvGraphicFramePr>
               <a:graphicFrameLocks xmlns:a="http://schemas.openxmlformats.org/drawingml/2006/main" noChangeAspect="1"/>
             </wp:cNvGraphicFramePr>
@@ -2190,7 +2449,7 @@
               <a:graphicData uri="http://schemas.openxmlformats.org/drawingml/2006/picture">
                 <pic:pic xmlns:pic="http://schemas.openxmlformats.org/drawingml/2006/picture">
                   <pic:nvPicPr>
-                    <pic:cNvPr id="1642234203" name=""/>
+                    <pic:cNvPr id="0" name="image1.png"/>
                     <pic:cNvPicPr/>
                   </pic:nvPicPr>
                   <pic:blipFill>
@@ -2202,113 +2461,7 @@
                   <pic:spPr>
                     <a:xfrm>
                       <a:off x="0" y="0"/>
-                      <a:ext cx="5868219" cy="2705478"/>
-                    </a:xfrm>
-                    <a:prstGeom prst="rect">
-                      <a:avLst/>
-                    </a:prstGeom>
-                  </pic:spPr>
-                </pic:pic>
-              </a:graphicData>
-            </a:graphic>
-          </wp:inline>
-        </w:drawing>
-      </w:r>
-    </w:p>
-    <w:p/>
-    <w:p/>
-    <w:p/>
-    <w:p>
-      <w:pPr>
-        <w:spacing w:before="80" w:after="40" w:line="240" w:lineRule="auto"/>
-      </w:pPr>
-      <w:r>
-        <w:rPr>
-          <w:b/>
-          <w:sz w:val="20"/>
-        </w:rPr>
-        <w:t>Slika 2: Inicializacija repozitorija</w:t>
-      </w:r>
-    </w:p>
-    <w:p>
-      <w:r>
-        <w:drawing>
-          <wp:inline distT="0" distB="0" distL="0" distR="0" wp14:anchorId="2639739D" wp14:editId="05150436">
-            <wp:extent cx="5525271" cy="3258005"/>
-            <wp:effectExtent l="0" t="0" r="0" b="0"/>
-            <wp:docPr id="875515509" name="Picture 1"/>
-            <wp:cNvGraphicFramePr>
-              <a:graphicFrameLocks xmlns:a="http://schemas.openxmlformats.org/drawingml/2006/main" noChangeAspect="1"/>
-            </wp:cNvGraphicFramePr>
-            <a:graphic xmlns:a="http://schemas.openxmlformats.org/drawingml/2006/main">
-              <a:graphicData uri="http://schemas.openxmlformats.org/drawingml/2006/picture">
-                <pic:pic xmlns:pic="http://schemas.openxmlformats.org/drawingml/2006/picture">
-                  <pic:nvPicPr>
-                    <pic:cNvPr id="875515509" name=""/>
-                    <pic:cNvPicPr/>
-                  </pic:nvPicPr>
-                  <pic:blipFill>
-                    <a:blip r:embed="rId7"/>
-                    <a:stretch>
-                      <a:fillRect/>
-                    </a:stretch>
-                  </pic:blipFill>
-                  <pic:spPr>
-                    <a:xfrm>
-                      <a:off x="0" y="0"/>
-                      <a:ext cx="5525271" cy="3258005"/>
-                    </a:xfrm>
-                    <a:prstGeom prst="rect">
-                      <a:avLst/>
-                    </a:prstGeom>
-                  </pic:spPr>
-                </pic:pic>
-              </a:graphicData>
-            </a:graphic>
-          </wp:inline>
-        </w:drawing>
-      </w:r>
-    </w:p>
-    <w:p/>
-    <w:p>
-      <w:pPr>
-        <w:spacing w:before="80" w:after="40" w:line="240" w:lineRule="auto"/>
-      </w:pPr>
-      <w:r>
-        <w:rPr>
-          <w:b/>
-          <w:sz w:val="20"/>
-        </w:rPr>
-        <w:t>Slika 3: Prvi commit</w:t>
-      </w:r>
-    </w:p>
-    <w:p>
-      <w:r>
-        <w:drawing>
-          <wp:inline distT="0" distB="0" distL="0" distR="0" wp14:anchorId="79C5C3B0" wp14:editId="7177744B">
-            <wp:extent cx="6188710" cy="3506470"/>
-            <wp:effectExtent l="0" t="0" r="2540" b="0"/>
-            <wp:docPr id="1245850354" name="Picture 1"/>
-            <wp:cNvGraphicFramePr>
-              <a:graphicFrameLocks xmlns:a="http://schemas.openxmlformats.org/drawingml/2006/main" noChangeAspect="1"/>
-            </wp:cNvGraphicFramePr>
-            <a:graphic xmlns:a="http://schemas.openxmlformats.org/drawingml/2006/main">
-              <a:graphicData uri="http://schemas.openxmlformats.org/drawingml/2006/picture">
-                <pic:pic xmlns:pic="http://schemas.openxmlformats.org/drawingml/2006/picture">
-                  <pic:nvPicPr>
-                    <pic:cNvPr id="1245850354" name=""/>
-                    <pic:cNvPicPr/>
-                  </pic:nvPicPr>
-                  <pic:blipFill>
-                    <a:blip r:embed="rId8"/>
-                    <a:stretch>
-                      <a:fillRect/>
-                    </a:stretch>
-                  </pic:blipFill>
-                  <pic:spPr>
-                    <a:xfrm>
-                      <a:off x="0" y="0"/>
-                      <a:ext cx="6188710" cy="3506470"/>
+                      <a:ext cx="5120640" cy="2360815"/>
                     </a:xfrm>
                     <a:prstGeom prst="rect">
                       <a:avLst/>
@@ -2323,41 +2476,29 @@
     </w:p>
     <w:p>
       <w:pPr>
-        <w:spacing w:before="80" w:after="40" w:line="240" w:lineRule="auto"/>
+        <w:jc w:val="center"/>
+      </w:pPr>
+      <w:r>
         <w:rPr>
-          <w:b/>
-          <w:sz w:val="20"/>
+          <w:i/>
+          <w:sz w:val="18"/>
         </w:rPr>
-      </w:pPr>
+        <w:t>Slika 1: Struktura mape priimek_ime</w:t>
+      </w:r>
     </w:p>
     <w:p>
       <w:pPr>
-        <w:spacing w:before="80" w:after="40" w:line="240" w:lineRule="auto"/>
-        <w:rPr>
-          <w:b/>
-          <w:sz w:val="20"/>
-        </w:rPr>
-      </w:pPr>
-    </w:p>
-    <w:p>
-      <w:pPr>
-        <w:spacing w:before="80" w:after="40" w:line="240" w:lineRule="auto"/>
+        <w:jc w:val="center"/>
       </w:pPr>
       <w:r>
         <w:rPr>
-          <w:b/>
-          <w:sz w:val="20"/>
+          <w:noProof/>
         </w:rPr>
-        <w:t>Slika 4: GitHub repozitorij</w:t>
-      </w:r>
-    </w:p>
-    <w:p>
-      <w:r>
         <w:drawing>
-          <wp:inline distT="0" distB="0" distL="0" distR="0" wp14:anchorId="77122865" wp14:editId="0514340D">
-            <wp:extent cx="6188710" cy="3345815"/>
-            <wp:effectExtent l="0" t="0" r="2540" b="6985"/>
-            <wp:docPr id="1391048728" name="Picture 1"/>
+          <wp:inline distT="0" distB="0" distL="0" distR="0" wp14:anchorId="3F13E7EC" wp14:editId="79B50EF0">
+            <wp:extent cx="5120640" cy="3019412"/>
+            <wp:effectExtent l="0" t="0" r="0" b="0"/>
+            <wp:docPr id="2" name="Picture 2"/>
             <wp:cNvGraphicFramePr>
               <a:graphicFrameLocks xmlns:a="http://schemas.openxmlformats.org/drawingml/2006/main" noChangeAspect="1"/>
             </wp:cNvGraphicFramePr>
@@ -2365,11 +2506,11 @@
               <a:graphicData uri="http://schemas.openxmlformats.org/drawingml/2006/picture">
                 <pic:pic xmlns:pic="http://schemas.openxmlformats.org/drawingml/2006/picture">
                   <pic:nvPicPr>
-                    <pic:cNvPr id="1391048728" name=""/>
+                    <pic:cNvPr id="0" name="image2.png"/>
                     <pic:cNvPicPr/>
                   </pic:nvPicPr>
                   <pic:blipFill>
-                    <a:blip r:embed="rId9"/>
+                    <a:blip r:embed="rId7"/>
                     <a:stretch>
                       <a:fillRect/>
                     </a:stretch>
@@ -2377,7 +2518,7 @@
                   <pic:spPr>
                     <a:xfrm>
                       <a:off x="0" y="0"/>
-                      <a:ext cx="6188710" cy="3345815"/>
+                      <a:ext cx="5120640" cy="3019412"/>
                     </a:xfrm>
                     <a:prstGeom prst="rect">
                       <a:avLst/>
@@ -2390,26 +2531,32 @@
         </w:drawing>
       </w:r>
     </w:p>
-    <w:p/>
     <w:p>
       <w:pPr>
-        <w:spacing w:before="80" w:after="40" w:line="240" w:lineRule="auto"/>
+        <w:jc w:val="center"/>
       </w:pPr>
       <w:r>
         <w:rPr>
-          <w:b/>
-          <w:sz w:val="20"/>
+          <w:i/>
+          <w:sz w:val="18"/>
         </w:rPr>
-        <w:t>Slika 5: Drugi commit in push</w:t>
+        <w:t>Slika 2: Inicializacija repozitorija</w:t>
       </w:r>
     </w:p>
     <w:p>
+      <w:pPr>
+        <w:jc w:val="center"/>
+      </w:pPr>
       <w:r>
+        <w:rPr>
+          <w:noProof/>
+        </w:rPr>
+        <w:lastRenderedPageBreak/>
         <w:drawing>
-          <wp:inline distT="0" distB="0" distL="0" distR="0" wp14:anchorId="69791DD5" wp14:editId="67E0B6E6">
-            <wp:extent cx="6188710" cy="2983865"/>
-            <wp:effectExtent l="0" t="0" r="2540" b="6985"/>
-            <wp:docPr id="505761885" name="Picture 1"/>
+          <wp:inline distT="0" distB="0" distL="0" distR="0" wp14:anchorId="320B14F5" wp14:editId="6E2FD9F0">
+            <wp:extent cx="5120640" cy="2901466"/>
+            <wp:effectExtent l="0" t="0" r="0" b="0"/>
+            <wp:docPr id="3" name="Picture 3"/>
             <wp:cNvGraphicFramePr>
               <a:graphicFrameLocks xmlns:a="http://schemas.openxmlformats.org/drawingml/2006/main" noChangeAspect="1"/>
             </wp:cNvGraphicFramePr>
@@ -2417,11 +2564,11 @@
               <a:graphicData uri="http://schemas.openxmlformats.org/drawingml/2006/picture">
                 <pic:pic xmlns:pic="http://schemas.openxmlformats.org/drawingml/2006/picture">
                   <pic:nvPicPr>
-                    <pic:cNvPr id="505761885" name=""/>
+                    <pic:cNvPr id="0" name="image3.png"/>
                     <pic:cNvPicPr/>
                   </pic:nvPicPr>
                   <pic:blipFill>
-                    <a:blip r:embed="rId10"/>
+                    <a:blip r:embed="rId8"/>
                     <a:stretch>
                       <a:fillRect/>
                     </a:stretch>
@@ -2429,7 +2576,7 @@
                   <pic:spPr>
                     <a:xfrm>
                       <a:off x="0" y="0"/>
-                      <a:ext cx="6188710" cy="2983865"/>
+                      <a:ext cx="5120640" cy="2901466"/>
                     </a:xfrm>
                     <a:prstGeom prst="rect">
                       <a:avLst/>
@@ -2442,33 +2589,634 @@
         </w:drawing>
       </w:r>
     </w:p>
-    <w:p/>
-    <w:p/>
     <w:p>
       <w:pPr>
-        <w:spacing w:before="280" w:after="100" w:line="252" w:lineRule="auto"/>
+        <w:jc w:val="center"/>
       </w:pPr>
       <w:r>
         <w:rPr>
-          <w:b/>
-          <w:color w:val="1F4E79"/>
-          <w:sz w:val="28"/>
+          <w:i/>
+          <w:sz w:val="18"/>
         </w:rPr>
-        <w:lastRenderedPageBreak/>
-        <w:t>5. Zaključek</w:t>
+        <w:t>Slika 3: Prvi commit</w:t>
       </w:r>
     </w:p>
     <w:p>
       <w:pPr>
-        <w:spacing w:after="120"/>
+        <w:jc w:val="center"/>
       </w:pPr>
       <w:r>
-        <w:t>Pri nalogi sem pripravil lokalni Git repozitorij, ustvaril zahtevano strukturo map, izvedel verzioniranje sprememb in projekt prenesel na GitHub. Poleg praktičnega dela sem pripravil še odgovore o storitvah EC2 in GitHub ter uredil pregled manj razumljivih delov dokumenta 9123 z vprašanji in odgovori.</w:t>
+        <w:rPr>
+          <w:noProof/>
+        </w:rPr>
+        <w:drawing>
+          <wp:inline distT="0" distB="0" distL="0" distR="0" wp14:anchorId="3CC8AB59" wp14:editId="7962432E">
+            <wp:extent cx="5120640" cy="2768346"/>
+            <wp:effectExtent l="0" t="0" r="0" b="0"/>
+            <wp:docPr id="4" name="Picture 4"/>
+            <wp:cNvGraphicFramePr>
+              <a:graphicFrameLocks xmlns:a="http://schemas.openxmlformats.org/drawingml/2006/main" noChangeAspect="1"/>
+            </wp:cNvGraphicFramePr>
+            <a:graphic xmlns:a="http://schemas.openxmlformats.org/drawingml/2006/main">
+              <a:graphicData uri="http://schemas.openxmlformats.org/drawingml/2006/picture">
+                <pic:pic xmlns:pic="http://schemas.openxmlformats.org/drawingml/2006/picture">
+                  <pic:nvPicPr>
+                    <pic:cNvPr id="0" name="image4.png"/>
+                    <pic:cNvPicPr/>
+                  </pic:nvPicPr>
+                  <pic:blipFill>
+                    <a:blip r:embed="rId9"/>
+                    <a:stretch>
+                      <a:fillRect/>
+                    </a:stretch>
+                  </pic:blipFill>
+                  <pic:spPr>
+                    <a:xfrm>
+                      <a:off x="0" y="0"/>
+                      <a:ext cx="5120640" cy="2768346"/>
+                    </a:xfrm>
+                    <a:prstGeom prst="rect">
+                      <a:avLst/>
+                    </a:prstGeom>
+                  </pic:spPr>
+                </pic:pic>
+              </a:graphicData>
+            </a:graphic>
+          </wp:inline>
+        </w:drawing>
+      </w:r>
+    </w:p>
+    <w:p>
+      <w:pPr>
+        <w:jc w:val="center"/>
+      </w:pPr>
+      <w:r>
+        <w:rPr>
+          <w:i/>
+          <w:sz w:val="18"/>
+        </w:rPr>
+        <w:t>Slika 4: GitHub repozitorij</w:t>
+      </w:r>
+    </w:p>
+    <w:p>
+      <w:pPr>
+        <w:jc w:val="center"/>
+      </w:pPr>
+      <w:r>
+        <w:rPr>
+          <w:noProof/>
+        </w:rPr>
+        <w:lastRenderedPageBreak/>
+        <w:drawing>
+          <wp:inline distT="0" distB="0" distL="0" distR="0" wp14:anchorId="49B83159" wp14:editId="3A4A0411">
+            <wp:extent cx="5120640" cy="2469176"/>
+            <wp:effectExtent l="0" t="0" r="0" b="0"/>
+            <wp:docPr id="5" name="Picture 5"/>
+            <wp:cNvGraphicFramePr>
+              <a:graphicFrameLocks xmlns:a="http://schemas.openxmlformats.org/drawingml/2006/main" noChangeAspect="1"/>
+            </wp:cNvGraphicFramePr>
+            <a:graphic xmlns:a="http://schemas.openxmlformats.org/drawingml/2006/main">
+              <a:graphicData uri="http://schemas.openxmlformats.org/drawingml/2006/picture">
+                <pic:pic xmlns:pic="http://schemas.openxmlformats.org/drawingml/2006/picture">
+                  <pic:nvPicPr>
+                    <pic:cNvPr id="0" name="image5.png"/>
+                    <pic:cNvPicPr/>
+                  </pic:nvPicPr>
+                  <pic:blipFill>
+                    <a:blip r:embed="rId10"/>
+                    <a:stretch>
+                      <a:fillRect/>
+                    </a:stretch>
+                  </pic:blipFill>
+                  <pic:spPr>
+                    <a:xfrm>
+                      <a:off x="0" y="0"/>
+                      <a:ext cx="5120640" cy="2469176"/>
+                    </a:xfrm>
+                    <a:prstGeom prst="rect">
+                      <a:avLst/>
+                    </a:prstGeom>
+                  </pic:spPr>
+                </pic:pic>
+              </a:graphicData>
+            </a:graphic>
+          </wp:inline>
+        </w:drawing>
+      </w:r>
+    </w:p>
+    <w:p>
+      <w:pPr>
+        <w:jc w:val="center"/>
+      </w:pPr>
+      <w:r>
+        <w:rPr>
+          <w:i/>
+          <w:sz w:val="18"/>
+        </w:rPr>
+        <w:t>Slika 5: Drugi commit in push</w:t>
+      </w:r>
+    </w:p>
+    <w:p>
+      <w:pPr>
+        <w:pStyle w:val="Heading1"/>
+      </w:pPr>
+      <w:r>
+        <w:t>7. Pokritost zahtev iz Excela in navodil</w:t>
+      </w:r>
+    </w:p>
+    <w:tbl>
+      <w:tblPr>
+        <w:tblStyle w:val="TableGrid"/>
+        <w:tblW w:w="0" w:type="auto"/>
+        <w:jc w:val="center"/>
+        <w:tblLook w:val="04A0" w:firstRow="1" w:lastRow="0" w:firstColumn="1" w:lastColumn="0" w:noHBand="0" w:noVBand="1"/>
+      </w:tblPr>
+      <w:tblGrid>
+        <w:gridCol w:w="3360"/>
+        <w:gridCol w:w="3360"/>
+        <w:gridCol w:w="3360"/>
+      </w:tblGrid>
+      <w:tr>
+        <w:trPr>
+          <w:jc w:val="center"/>
+        </w:trPr>
+        <w:tc>
+          <w:tcPr>
+            <w:tcW w:w="3360" w:type="dxa"/>
+            <w:shd w:val="clear" w:color="auto" w:fill="4472C4"/>
+          </w:tcPr>
+          <w:p>
+            <w:r>
+              <w:rPr>
+                <w:b/>
+                <w:color w:val="FFFFFF"/>
+                <w:sz w:val="18"/>
+              </w:rPr>
+              <w:t>Zahteva iz Excela / navodil</w:t>
+            </w:r>
+          </w:p>
+        </w:tc>
+        <w:tc>
+          <w:tcPr>
+            <w:tcW w:w="3360" w:type="dxa"/>
+            <w:shd w:val="clear" w:color="auto" w:fill="4472C4"/>
+          </w:tcPr>
+          <w:p>
+            <w:r>
+              <w:rPr>
+                <w:b/>
+                <w:color w:val="FFFFFF"/>
+                <w:sz w:val="18"/>
+              </w:rPr>
+              <w:t>Kje je pokrito</w:t>
+            </w:r>
+          </w:p>
+        </w:tc>
+        <w:tc>
+          <w:tcPr>
+            <w:tcW w:w="3360" w:type="dxa"/>
+            <w:shd w:val="clear" w:color="auto" w:fill="4472C4"/>
+          </w:tcPr>
+          <w:p>
+            <w:r>
+              <w:rPr>
+                <w:b/>
+                <w:color w:val="FFFFFF"/>
+                <w:sz w:val="18"/>
+              </w:rPr>
+              <w:t>Status</w:t>
+            </w:r>
+          </w:p>
+        </w:tc>
+      </w:tr>
+      <w:tr>
+        <w:trPr>
+          <w:jc w:val="center"/>
+        </w:trPr>
+        <w:tc>
+          <w:tcPr>
+            <w:tcW w:w="3360" w:type="dxa"/>
+          </w:tcPr>
+          <w:p>
+            <w:r>
+              <w:rPr>
+                <w:sz w:val="18"/>
+              </w:rPr>
+              <w:t>Kaj je Git? Primeri uporabe.</w:t>
+            </w:r>
+          </w:p>
+        </w:tc>
+        <w:tc>
+          <w:tcPr>
+            <w:tcW w:w="3360" w:type="dxa"/>
+          </w:tcPr>
+          <w:p>
+            <w:r>
+              <w:rPr>
+                <w:sz w:val="18"/>
+              </w:rPr>
+              <w:t>Poglavja 2.1 in 2.2</w:t>
+            </w:r>
+          </w:p>
+        </w:tc>
+        <w:tc>
+          <w:tcPr>
+            <w:tcW w:w="3360" w:type="dxa"/>
+            <w:shd w:val="clear" w:color="auto" w:fill="D9EAD3"/>
+          </w:tcPr>
+          <w:p>
+            <w:r>
+              <w:rPr>
+                <w:sz w:val="18"/>
+              </w:rPr>
+              <w:t>OK</w:t>
+            </w:r>
+          </w:p>
+        </w:tc>
+      </w:tr>
+      <w:tr>
+        <w:trPr>
+          <w:jc w:val="center"/>
+        </w:trPr>
+        <w:tc>
+          <w:tcPr>
+            <w:tcW w:w="3360" w:type="dxa"/>
+          </w:tcPr>
+          <w:p>
+            <w:r>
+              <w:rPr>
+                <w:sz w:val="18"/>
+              </w:rPr>
+              <w:t>Osnovni Git ukazi za kreiranje repozitorija in hranjenje nove verzije.</w:t>
+            </w:r>
+          </w:p>
+        </w:tc>
+        <w:tc>
+          <w:tcPr>
+            <w:tcW w:w="3360" w:type="dxa"/>
+          </w:tcPr>
+          <w:p>
+            <w:r>
+              <w:rPr>
+                <w:sz w:val="18"/>
+              </w:rPr>
+              <w:t>Poglavja 2.4, 3.2 in datoteka naloga4-git-ukazi.txt</w:t>
+            </w:r>
+          </w:p>
+        </w:tc>
+        <w:tc>
+          <w:tcPr>
+            <w:tcW w:w="3360" w:type="dxa"/>
+            <w:shd w:val="clear" w:color="auto" w:fill="D9EAD3"/>
+          </w:tcPr>
+          <w:p>
+            <w:r>
+              <w:rPr>
+                <w:sz w:val="18"/>
+              </w:rPr>
+              <w:t>OK</w:t>
+            </w:r>
+          </w:p>
+        </w:tc>
+      </w:tr>
+      <w:tr>
+        <w:trPr>
+          <w:jc w:val="center"/>
+        </w:trPr>
+        <w:tc>
+          <w:tcPr>
+            <w:tcW w:w="3360" w:type="dxa"/>
+          </w:tcPr>
+          <w:p>
+            <w:r>
+              <w:rPr>
+                <w:sz w:val="18"/>
+              </w:rPr>
+              <w:t>Nalaganje na GitHub.</w:t>
+            </w:r>
+          </w:p>
+        </w:tc>
+        <w:tc>
+          <w:tcPr>
+            <w:tcW w:w="3360" w:type="dxa"/>
+          </w:tcPr>
+          <w:p>
+            <w:r>
+              <w:rPr>
+                <w:sz w:val="18"/>
+              </w:rPr>
+              <w:t>Poglavja 2.5 in 3.2</w:t>
+            </w:r>
+          </w:p>
+        </w:tc>
+        <w:tc>
+          <w:tcPr>
+            <w:tcW w:w="3360" w:type="dxa"/>
+            <w:shd w:val="clear" w:color="auto" w:fill="D9EAD3"/>
+          </w:tcPr>
+          <w:p>
+            <w:r>
+              <w:rPr>
+                <w:sz w:val="18"/>
+              </w:rPr>
+              <w:t>OK</w:t>
+            </w:r>
+          </w:p>
+        </w:tc>
+      </w:tr>
+      <w:tr>
+        <w:trPr>
+          <w:jc w:val="center"/>
+        </w:trPr>
+        <w:tc>
+          <w:tcPr>
+            <w:tcW w:w="3360" w:type="dxa"/>
+          </w:tcPr>
+          <w:p>
+            <w:r>
+              <w:rPr>
+                <w:sz w:val="18"/>
+              </w:rPr>
+              <w:t>Kloniranje GitHub repozitorija in prenos sprememb iz GitHub.</w:t>
+            </w:r>
+          </w:p>
+        </w:tc>
+        <w:tc>
+          <w:tcPr>
+            <w:tcW w:w="3360" w:type="dxa"/>
+          </w:tcPr>
+          <w:p>
+            <w:r>
+              <w:rPr>
+                <w:sz w:val="18"/>
+              </w:rPr>
+              <w:t>Poglavje 3.4</w:t>
+            </w:r>
+          </w:p>
+        </w:tc>
+        <w:tc>
+          <w:tcPr>
+            <w:tcW w:w="3360" w:type="dxa"/>
+            <w:shd w:val="clear" w:color="auto" w:fill="D9EAD3"/>
+          </w:tcPr>
+          <w:p>
+            <w:r>
+              <w:rPr>
+                <w:sz w:val="18"/>
+              </w:rPr>
+              <w:t>OK</w:t>
+            </w:r>
+          </w:p>
+        </w:tc>
+      </w:tr>
+      <w:tr>
+        <w:trPr>
+          <w:jc w:val="center"/>
+        </w:trPr>
+        <w:tc>
+          <w:tcPr>
+            <w:tcW w:w="3360" w:type="dxa"/>
+          </w:tcPr>
+          <w:p>
+            <w:r>
+              <w:rPr>
+                <w:sz w:val="18"/>
+              </w:rPr>
+              <w:t>Kako kopiramo lokalni repozitorij na GitHub.</w:t>
+            </w:r>
+          </w:p>
+        </w:tc>
+        <w:tc>
+          <w:tcPr>
+            <w:tcW w:w="3360" w:type="dxa"/>
+          </w:tcPr>
+          <w:p>
+            <w:r>
+              <w:rPr>
+                <w:sz w:val="18"/>
+              </w:rPr>
+              <w:t>Poglavje 2.5</w:t>
+            </w:r>
+          </w:p>
+        </w:tc>
+        <w:tc>
+          <w:tcPr>
+            <w:tcW w:w="3360" w:type="dxa"/>
+            <w:shd w:val="clear" w:color="auto" w:fill="D9EAD3"/>
+          </w:tcPr>
+          <w:p>
+            <w:r>
+              <w:rPr>
+                <w:sz w:val="18"/>
+              </w:rPr>
+              <w:t>OK</w:t>
+            </w:r>
+          </w:p>
+        </w:tc>
+      </w:tr>
+      <w:tr>
+        <w:trPr>
+          <w:jc w:val="center"/>
+        </w:trPr>
+        <w:tc>
+          <w:tcPr>
+            <w:tcW w:w="3360" w:type="dxa"/>
+          </w:tcPr>
+          <w:p>
+            <w:r>
+              <w:rPr>
+                <w:sz w:val="18"/>
+              </w:rPr>
+              <w:t>What is Cloud Computing / študij gradiva.</w:t>
+            </w:r>
+          </w:p>
+        </w:tc>
+        <w:tc>
+          <w:tcPr>
+            <w:tcW w:w="3360" w:type="dxa"/>
+          </w:tcPr>
+          <w:p>
+            <w:r>
+              <w:rPr>
+                <w:sz w:val="18"/>
+              </w:rPr>
+              <w:t>Poglavje 4</w:t>
+            </w:r>
+          </w:p>
+        </w:tc>
+        <w:tc>
+          <w:tcPr>
+            <w:tcW w:w="3360" w:type="dxa"/>
+            <w:shd w:val="clear" w:color="auto" w:fill="D9EAD3"/>
+          </w:tcPr>
+          <w:p>
+            <w:r>
+              <w:rPr>
+                <w:sz w:val="18"/>
+              </w:rPr>
+              <w:t>OK</w:t>
+            </w:r>
+          </w:p>
+        </w:tc>
+      </w:tr>
+      <w:tr>
+        <w:trPr>
+          <w:jc w:val="center"/>
+        </w:trPr>
+        <w:tc>
+          <w:tcPr>
+            <w:tcW w:w="3360" w:type="dxa"/>
+          </w:tcPr>
+          <w:p>
+            <w:r>
+              <w:rPr>
+                <w:sz w:val="18"/>
+              </w:rPr>
+              <w:t>Vsaj 5 manj razumljivih delov in 5 vprašanj z odgovori.</w:t>
+            </w:r>
+          </w:p>
+        </w:tc>
+        <w:tc>
+          <w:tcPr>
+            <w:tcW w:w="3360" w:type="dxa"/>
+          </w:tcPr>
+          <w:p>
+            <w:r>
+              <w:rPr>
+                <w:sz w:val="18"/>
+              </w:rPr>
+              <w:t>Poglavji 4.2 in 4.3</w:t>
+            </w:r>
+          </w:p>
+        </w:tc>
+        <w:tc>
+          <w:tcPr>
+            <w:tcW w:w="3360" w:type="dxa"/>
+            <w:shd w:val="clear" w:color="auto" w:fill="D9EAD3"/>
+          </w:tcPr>
+          <w:p>
+            <w:r>
+              <w:rPr>
+                <w:sz w:val="18"/>
+              </w:rPr>
+              <w:t>OK</w:t>
+            </w:r>
+          </w:p>
+        </w:tc>
+      </w:tr>
+      <w:tr>
+        <w:trPr>
+          <w:jc w:val="center"/>
+        </w:trPr>
+        <w:tc>
+          <w:tcPr>
+            <w:tcW w:w="3360" w:type="dxa"/>
+          </w:tcPr>
+          <w:p>
+            <w:r>
+              <w:rPr>
+                <w:sz w:val="18"/>
+              </w:rPr>
+              <w:t>Obvezna vprašanja o EC2, GitHub, cloud models in use cases.</w:t>
+            </w:r>
+          </w:p>
+        </w:tc>
+        <w:tc>
+          <w:tcPr>
+            <w:tcW w:w="3360" w:type="dxa"/>
+          </w:tcPr>
+          <w:p>
+            <w:r>
+              <w:rPr>
+                <w:sz w:val="18"/>
+              </w:rPr>
+              <w:t>Poglavje 5</w:t>
+            </w:r>
+          </w:p>
+        </w:tc>
+        <w:tc>
+          <w:tcPr>
+            <w:tcW w:w="3360" w:type="dxa"/>
+            <w:shd w:val="clear" w:color="auto" w:fill="D9EAD3"/>
+          </w:tcPr>
+          <w:p>
+            <w:r>
+              <w:rPr>
+                <w:sz w:val="18"/>
+              </w:rPr>
+              <w:t>OK</w:t>
+            </w:r>
+          </w:p>
+        </w:tc>
+      </w:tr>
+      <w:tr>
+        <w:trPr>
+          <w:jc w:val="center"/>
+        </w:trPr>
+        <w:tc>
+          <w:tcPr>
+            <w:tcW w:w="3360" w:type="dxa"/>
+          </w:tcPr>
+          <w:p>
+            <w:r>
+              <w:rPr>
+                <w:sz w:val="18"/>
+              </w:rPr>
+              <w:t>Dokazila o Git in GitHub delu.</w:t>
+            </w:r>
+          </w:p>
+        </w:tc>
+        <w:tc>
+          <w:tcPr>
+            <w:tcW w:w="3360" w:type="dxa"/>
+          </w:tcPr>
+          <w:p>
+            <w:r>
+              <w:rPr>
+                <w:sz w:val="18"/>
+              </w:rPr>
+              <w:t>Poglavje 6</w:t>
+            </w:r>
+          </w:p>
+        </w:tc>
+        <w:tc>
+          <w:tcPr>
+            <w:tcW w:w="3360" w:type="dxa"/>
+            <w:shd w:val="clear" w:color="auto" w:fill="D9EAD3"/>
+          </w:tcPr>
+          <w:p>
+            <w:r>
+              <w:rPr>
+                <w:sz w:val="18"/>
+              </w:rPr>
+              <w:t>OK</w:t>
+            </w:r>
+          </w:p>
+        </w:tc>
+      </w:tr>
+    </w:tbl>
+    <w:p/>
+    <w:p>
+      <w:pPr>
+        <w:pStyle w:val="Heading1"/>
+      </w:pPr>
+      <w:r>
+        <w:t>8. Zaključek</w:t>
+      </w:r>
+    </w:p>
+    <w:p>
+      <w:r>
+        <w:t>Naloga je bila uspešno izvedena. Ustvaril sem lokalni Git repozitorij, pripravil zahtevano strukturo map, izvedel commite in projekt prenesel na GitHub. S tem sem pokazal osnovni potek dela z Gitom: ustvarjanje repozitorija, dodajanje datotek, hranjenje nove verzije, povezava z oddaljenim repozitorijem in pošiljanje sprememb na GitHub.</w:t>
+      </w:r>
+    </w:p>
+    <w:p>
+      <w:r>
+        <w:t>Poleg praktičnega dela sem preučil gradivo What is Cloud Computing, označil manj razumljive dele in pripravil vprašanja z odgovori. Razložil sem tudi, zakaj EC2 spada med IaaS, zakaj GitHub spada med SaaS, ter zakaj lokalni virtualni računalnik iz prvega srečanja ni oblačna storitev.</w:t>
       </w:r>
     </w:p>
     <w:sectPr>
       <w:pgSz w:w="12240" w:h="15840"/>
-      <w:pgMar w:top="1247" w:right="1247" w:bottom="1134" w:left="1247" w:header="720" w:footer="720" w:gutter="0"/>
+      <w:pgMar w:top="1008" w:right="1080" w:bottom="1008" w:left="1080" w:header="720" w:footer="720" w:gutter="0"/>
       <w:cols w:space="720"/>
       <w:docGrid w:linePitch="360"/>
     </w:sectPr>
@@ -2649,31 +3397,31 @@
       </w:rPr>
     </w:lvl>
   </w:abstractNum>
-  <w:num w:numId="1" w16cid:durableId="1769232460">
+  <w:num w:numId="1" w16cid:durableId="515076683">
     <w:abstractNumId w:val="8"/>
   </w:num>
-  <w:num w:numId="2" w16cid:durableId="1976912773">
+  <w:num w:numId="2" w16cid:durableId="790435317">
     <w:abstractNumId w:val="6"/>
   </w:num>
-  <w:num w:numId="3" w16cid:durableId="28997615">
+  <w:num w:numId="3" w16cid:durableId="1489205112">
     <w:abstractNumId w:val="5"/>
   </w:num>
-  <w:num w:numId="4" w16cid:durableId="72633543">
+  <w:num w:numId="4" w16cid:durableId="1221525945">
     <w:abstractNumId w:val="4"/>
   </w:num>
-  <w:num w:numId="5" w16cid:durableId="2033144687">
+  <w:num w:numId="5" w16cid:durableId="243805338">
     <w:abstractNumId w:val="7"/>
   </w:num>
-  <w:num w:numId="6" w16cid:durableId="292907997">
+  <w:num w:numId="6" w16cid:durableId="856576462">
     <w:abstractNumId w:val="3"/>
   </w:num>
-  <w:num w:numId="7" w16cid:durableId="1280138275">
+  <w:num w:numId="7" w16cid:durableId="629869043">
     <w:abstractNumId w:val="2"/>
   </w:num>
-  <w:num w:numId="8" w16cid:durableId="1765608442">
+  <w:num w:numId="8" w16cid:durableId="725683499">
     <w:abstractNumId w:val="1"/>
   </w:num>
-  <w:num w:numId="9" w16cid:durableId="1961952697">
+  <w:num w:numId="9" w16cid:durableId="1553614953">
     <w:abstractNumId w:val="0"/>
   </w:num>
 </w:numbering>
@@ -3070,7 +3818,8 @@
     <w:qFormat/>
     <w:rsid w:val="00FC693F"/>
     <w:rPr>
-      <w:rFonts w:ascii="Calibri" w:eastAsia="Calibri" w:hAnsi="Calibri"/>
+      <w:rFonts w:ascii="Arial" w:eastAsia="Arial" w:hAnsi="Arial"/>
+      <w:sz w:val="20"/>
     </w:rPr>
   </w:style>
   <w:style w:type="paragraph" w:styleId="Heading1">
@@ -3091,8 +3840,8 @@
       <w:rFonts w:asciiTheme="majorHAnsi" w:eastAsiaTheme="majorEastAsia" w:hAnsiTheme="majorHAnsi" w:cstheme="majorBidi"/>
       <w:b/>
       <w:bCs/>
-      <w:color w:val="365F91" w:themeColor="accent1" w:themeShade="BF"/>
-      <w:sz w:val="28"/>
+      <w:color w:val="1F4E79"/>
+      <w:sz w:val="32"/>
       <w:szCs w:val="28"/>
     </w:rPr>
   </w:style>
@@ -3115,7 +3864,7 @@
       <w:rFonts w:asciiTheme="majorHAnsi" w:eastAsiaTheme="majorEastAsia" w:hAnsiTheme="majorHAnsi" w:cstheme="majorBidi"/>
       <w:b/>
       <w:bCs/>
-      <w:color w:val="4F81BD" w:themeColor="accent1"/>
+      <w:color w:val="1F4E79"/>
       <w:sz w:val="26"/>
       <w:szCs w:val="26"/>
     </w:rPr>
@@ -3139,7 +3888,8 @@
       <w:rFonts w:asciiTheme="majorHAnsi" w:eastAsiaTheme="majorEastAsia" w:hAnsiTheme="majorHAnsi" w:cstheme="majorBidi"/>
       <w:b/>
       <w:bCs/>
-      <w:color w:val="4F81BD" w:themeColor="accent1"/>
+      <w:color w:val="1F4E79"/>
+      <w:sz w:val="22"/>
     </w:rPr>
   </w:style>
   <w:style w:type="paragraph" w:styleId="Heading4">
@@ -3253,7 +4003,6 @@
     <w:rPr>
       <w:rFonts w:asciiTheme="majorHAnsi" w:eastAsiaTheme="majorEastAsia" w:hAnsiTheme="majorHAnsi" w:cstheme="majorBidi"/>
       <w:color w:val="4F81BD" w:themeColor="accent1"/>
-      <w:sz w:val="20"/>
       <w:szCs w:val="20"/>
     </w:rPr>
   </w:style>
@@ -3278,13 +4027,13 @@
       <w:i/>
       <w:iCs/>
       <w:color w:val="404040" w:themeColor="text1" w:themeTint="BF"/>
-      <w:sz w:val="20"/>
       <w:szCs w:val="20"/>
     </w:rPr>
   </w:style>
   <w:style w:type="character" w:default="1" w:styleId="DefaultParagraphFont">
     <w:name w:val="Default Paragraph Font"/>
     <w:uiPriority w:val="1"/>
+    <w:semiHidden/>
     <w:unhideWhenUsed/>
   </w:style>
   <w:style w:type="table" w:default="1" w:styleId="TableNormal">
